--- a/dq_checks/3_Checklist.docx
+++ b/dq_checks/3_Checklist.docx
@@ -3090,43 +3090,7 @@
           <w:i/>
           <w:iCs/>
         </w:rPr>
-        <w:t xml:space="preserve">Objective: confirm the </w:t>
-      </w:r>
-      <w:proofErr w:type="gramStart"/>
-      <w:r>
-        <w:rPr>
-          <w:rFonts w:eastAsia="Trebuchet MS"/>
-          <w:i/>
-          <w:iCs/>
-        </w:rPr>
-        <w:t>build</w:t>
-      </w:r>
-      <w:proofErr w:type="gramEnd"/>
-      <w:r>
-        <w:rPr>
-          <w:rFonts w:eastAsia="Trebuchet MS"/>
-          <w:i/>
-          <w:iCs/>
-        </w:rPr>
-        <w:t xml:space="preserve"> is stable enough to justify deeper testing. If any item fails, suspend further testing and return the </w:t>
-      </w:r>
-      <w:proofErr w:type="gramStart"/>
-      <w:r>
-        <w:rPr>
-          <w:rFonts w:eastAsia="Trebuchet MS"/>
-          <w:i/>
-          <w:iCs/>
-        </w:rPr>
-        <w:t>build</w:t>
-      </w:r>
-      <w:proofErr w:type="gramEnd"/>
-      <w:r>
-        <w:rPr>
-          <w:rFonts w:eastAsia="Trebuchet MS"/>
-          <w:i/>
-          <w:iCs/>
-        </w:rPr>
-        <w:t xml:space="preserve"> for correction.</w:t>
+        <w:t>Objective: confirm the build is stable enough to justify deeper testing. If any item fails, suspend further testing and return the build for correction.</w:t>
       </w:r>
     </w:p>
     <w:tbl>
@@ -3547,21 +3511,8 @@
                 <w:rFonts w:eastAsia="Trebuchet MS"/>
               </w:rPr>
             </w:pPr>
-            <w:proofErr w:type="spellStart"/>
-            <w:r>
-              <w:t>srcretailsales</w:t>
-            </w:r>
-            <w:proofErr w:type="spellEnd"/>
-            <w:r>
-              <w:t xml:space="preserve">=995, </w:t>
-            </w:r>
-            <w:proofErr w:type="spellStart"/>
-            <w:r>
-              <w:t>srcecomsales</w:t>
-            </w:r>
-            <w:proofErr w:type="spellEnd"/>
-            <w:r>
-              <w:t>=998, both &gt;0</w:t>
+            <w:r>
+              <w:t>srcretailsales=995, srcecomsales=998, both &gt;0</w:t>
             </w:r>
           </w:p>
         </w:tc>
@@ -3807,63 +3758,7 @@
               </w:rPr>
             </w:pPr>
             <w:r>
-              <w:t>All 7 BLDM tables populated (</w:t>
-            </w:r>
-            <w:proofErr w:type="spellStart"/>
-            <w:r>
-              <w:t>dimtimeday</w:t>
-            </w:r>
-            <w:proofErr w:type="spellEnd"/>
-            <w:r>
-              <w:t xml:space="preserve">=11,324; </w:t>
-            </w:r>
-            <w:proofErr w:type="spellStart"/>
-            <w:r>
-              <w:t>dimpaymenttypes</w:t>
-            </w:r>
-            <w:proofErr w:type="spellEnd"/>
-            <w:r>
-              <w:t xml:space="preserve">=4; </w:t>
-            </w:r>
-            <w:proofErr w:type="spellStart"/>
-            <w:r>
-              <w:t>dimemployees</w:t>
-            </w:r>
-            <w:proofErr w:type="spellEnd"/>
-            <w:r>
-              <w:t xml:space="preserve">=681; </w:t>
-            </w:r>
-            <w:proofErr w:type="spellStart"/>
-            <w:r>
-              <w:t>dimstores</w:t>
-            </w:r>
-            <w:proofErr w:type="spellEnd"/>
-            <w:r>
-              <w:t xml:space="preserve">=225; </w:t>
-            </w:r>
-            <w:proofErr w:type="spellStart"/>
-            <w:r>
-              <w:t>dimcustomersscd</w:t>
-            </w:r>
-            <w:proofErr w:type="spellEnd"/>
-            <w:r>
-              <w:t xml:space="preserve">=1,668; </w:t>
-            </w:r>
-            <w:proofErr w:type="spellStart"/>
-            <w:r>
-              <w:t>dimproductsscd</w:t>
-            </w:r>
-            <w:proofErr w:type="spellEnd"/>
-            <w:r>
-              <w:t xml:space="preserve">=715; </w:t>
-            </w:r>
-            <w:proofErr w:type="spellStart"/>
-            <w:r>
-              <w:t>fctsales_dd</w:t>
-            </w:r>
-            <w:proofErr w:type="spellEnd"/>
-            <w:r>
-              <w:t>=1,626)</w:t>
+              <w:t>All 7 BLDM tables populated (dimtimeday=11,324; dimpaymenttypes=4; dimemployees=681; dimstores=225; dimcustomersscd=1,668; dimproductsscd=715; fctsales_dd=1,626)</w:t>
             </w:r>
           </w:p>
         </w:tc>
@@ -3930,21 +3825,7 @@
               <w:rPr>
                 <w:rFonts w:eastAsia="Trebuchet MS"/>
               </w:rPr>
-              <w:t>Re-running the ETL scripts on unchanged data does not fail and does not duplicate rows (</w:t>
-            </w:r>
-            <w:proofErr w:type="spellStart"/>
-            <w:r>
-              <w:rPr>
-                <w:rFonts w:eastAsia="Trebuchet MS"/>
-              </w:rPr>
-              <w:t>restartability</w:t>
-            </w:r>
-            <w:proofErr w:type="spellEnd"/>
-            <w:r>
-              <w:rPr>
-                <w:rFonts w:eastAsia="Trebuchet MS"/>
-              </w:rPr>
-              <w:t>)</w:t>
+              <w:t>Re-running the ETL scripts on unchanged data does not fail and does not duplicate rows (restartability)</w:t>
             </w:r>
           </w:p>
         </w:tc>
@@ -4067,21 +3948,7 @@
               <w:rPr>
                 <w:rFonts w:eastAsia="Trebuchet MS"/>
               </w:rPr>
-              <w:t>.</w:t>
-            </w:r>
-            <w:proofErr w:type="spellStart"/>
-            <w:r>
-              <w:rPr>
-                <w:rFonts w:eastAsia="Trebuchet MS"/>
-              </w:rPr>
-              <w:t>pbix</w:t>
-            </w:r>
-            <w:proofErr w:type="spellEnd"/>
-            <w:r>
-              <w:rPr>
-                <w:rFonts w:eastAsia="Trebuchet MS"/>
-              </w:rPr>
-              <w:t xml:space="preserve"> file opens without error on the target environment</w:t>
+              <w:t>.pbix file opens without error on the target environment</w:t>
             </w:r>
           </w:p>
         </w:tc>
@@ -4135,6 +4002,12 @@
                 <w:rFonts w:eastAsia="Trebuchet MS"/>
               </w:rPr>
             </w:pPr>
+            <w:r>
+              <w:rPr>
+                <w:rFonts w:eastAsia="Trebuchet MS"/>
+              </w:rPr>
+              <w:t>Verified manually - .pbix opens without error on target environment. No automated test ID logged; manual verification only.</w:t>
+            </w:r>
           </w:p>
         </w:tc>
       </w:tr>
@@ -4254,6 +4127,12 @@
                 <w:rFonts w:eastAsia="Trebuchet MS"/>
               </w:rPr>
             </w:pPr>
+            <w:r>
+              <w:rPr>
+                <w:rFonts w:eastAsia="Trebuchet MS"/>
+              </w:rPr>
+              <w:t>Verified manually - all report pages load without error. No automated test ID logged; manual verification only.</w:t>
+            </w:r>
           </w:p>
         </w:tc>
       </w:tr>
@@ -4287,6 +4166,7 @@
               <w:rPr>
                 <w:rFonts w:eastAsia="Trebuchet MS"/>
               </w:rPr>
+              <w:lastRenderedPageBreak/>
               <w:t>8</w:t>
             </w:r>
           </w:p>
@@ -4373,6 +4253,12 @@
                 <w:rFonts w:eastAsia="Trebuchet MS"/>
               </w:rPr>
             </w:pPr>
+            <w:r>
+              <w:rPr>
+                <w:rFonts w:eastAsia="Trebuchet MS"/>
+              </w:rPr>
+              <w:t>Verified manually - report confirmed connected to current BL_DM data source. No automated test ID logged; manual verification only.</w:t>
+            </w:r>
           </w:p>
         </w:tc>
       </w:tr>
@@ -4396,35 +4282,7 @@
         <w:rPr>
           <w:rFonts w:eastAsia="Trebuchet MS"/>
         </w:rPr>
-        <w:t xml:space="preserve"> </w:t>
-      </w:r>
-      <w:proofErr w:type="gramStart"/>
-      <w:r>
-        <w:rPr>
-          <w:rFonts w:eastAsia="Trebuchet MS"/>
-        </w:rPr>
-        <w:t>[ ]</w:t>
-      </w:r>
-      <w:proofErr w:type="gramEnd"/>
-      <w:r>
-        <w:rPr>
-          <w:rFonts w:eastAsia="Trebuchet MS"/>
-        </w:rPr>
-        <w:t xml:space="preserve"> PASS - proceed to Critical Path Test </w:t>
-      </w:r>
-      <w:proofErr w:type="gramStart"/>
-      <w:r>
-        <w:rPr>
-          <w:rFonts w:eastAsia="Trebuchet MS"/>
-        </w:rPr>
-        <w:t>[ ]</w:t>
-      </w:r>
-      <w:proofErr w:type="gramEnd"/>
-      <w:r>
-        <w:rPr>
-          <w:rFonts w:eastAsia="Trebuchet MS"/>
-        </w:rPr>
-        <w:t xml:space="preserve"> FAIL - return build for correction</w:t>
+        <w:t xml:space="preserve"> [ ] PASS - proceed to Critical Path Test [ ] FAIL - return build for correction</w:t>
       </w:r>
     </w:p>
     <w:p>
@@ -4472,25 +4330,7 @@
           <w:i/>
           <w:iCs/>
         </w:rPr>
-        <w:t xml:space="preserve">Objective: verify the core, business-critical functionality. This is the minimum set that must pass before a </w:t>
-      </w:r>
-      <w:proofErr w:type="gramStart"/>
-      <w:r>
-        <w:rPr>
-          <w:rFonts w:eastAsia="Trebuchet MS"/>
-          <w:i/>
-          <w:iCs/>
-        </w:rPr>
-        <w:t>build</w:t>
-      </w:r>
-      <w:proofErr w:type="gramEnd"/>
-      <w:r>
-        <w:rPr>
-          <w:rFonts w:eastAsia="Trebuchet MS"/>
-          <w:i/>
-          <w:iCs/>
-        </w:rPr>
-        <w:t xml:space="preserve"> can be considered for delivery.</w:t>
+        <w:t>Objective: verify the core, business-critical functionality. This is the minimum set that must pass before a build can be considered for delivery.</w:t>
       </w:r>
     </w:p>
     <w:p>
@@ -4521,9 +4361,9 @@
         <w:tblLook w:val="04A0" w:firstRow="1" w:lastRow="0" w:firstColumn="1" w:lastColumn="0" w:noHBand="0" w:noVBand="1"/>
       </w:tblPr>
       <w:tblGrid>
-        <w:gridCol w:w="585"/>
+        <w:gridCol w:w="586"/>
         <w:gridCol w:w="4665"/>
-        <w:gridCol w:w="1189"/>
+        <w:gridCol w:w="1188"/>
         <w:gridCol w:w="2902"/>
       </w:tblGrid>
       <w:tr>
@@ -4562,14 +4402,13 @@
               <w:rPr>
                 <w:rFonts w:eastAsia="Trebuchet MS"/>
               </w:rPr>
-              <w:lastRenderedPageBreak/>
               <w:t>#</w:t>
             </w:r>
           </w:p>
         </w:tc>
         <w:tc>
           <w:tcPr>
-            <w:tcW w:w="3376" w:type="pct"/>
+            <w:tcW w:w="2497" w:type="pct"/>
             <w:tcBorders>
               <w:top w:val="single" w:sz="6" w:space="0" w:color="3B3E46"/>
               <w:bottom w:val="single" w:sz="6" w:space="0" w:color="515151"/>
@@ -4604,7 +4443,7 @@
         </w:tc>
         <w:tc>
           <w:tcPr>
-            <w:tcW w:w="552" w:type="pct"/>
+            <w:tcW w:w="636" w:type="pct"/>
             <w:tcBorders>
               <w:top w:val="single" w:sz="6" w:space="0" w:color="3B3E46"/>
               <w:bottom w:val="single" w:sz="6" w:space="0" w:color="515151"/>
@@ -4639,7 +4478,7 @@
         </w:tc>
         <w:tc>
           <w:tcPr>
-            <w:tcW w:w="759" w:type="pct"/>
+            <w:tcW w:w="1553" w:type="pct"/>
             <w:tcBorders>
               <w:top w:val="single" w:sz="6" w:space="0" w:color="3B3E46"/>
               <w:bottom w:val="single" w:sz="6" w:space="0" w:color="515151"/>
@@ -4709,7 +4548,7 @@
         </w:tc>
         <w:tc>
           <w:tcPr>
-            <w:tcW w:w="3376" w:type="pct"/>
+            <w:tcW w:w="2497" w:type="pct"/>
             <w:tcBorders>
               <w:bottom w:val="single" w:sz="6" w:space="0" w:color="515151"/>
               <w:right w:val="single" w:sz="6" w:space="0" w:color="3B3E46"/>
@@ -4741,7 +4580,7 @@
         </w:tc>
         <w:tc>
           <w:tcPr>
-            <w:tcW w:w="552" w:type="pct"/>
+            <w:tcW w:w="636" w:type="pct"/>
             <w:tcBorders>
               <w:bottom w:val="single" w:sz="6" w:space="0" w:color="515151"/>
               <w:right w:val="single" w:sz="6" w:space="0" w:color="3B3E46"/>
@@ -4769,37 +4608,29 @@
         </w:tc>
         <w:tc>
           <w:tcPr>
-            <w:tcW w:w="759" w:type="pct"/>
-            <w:tcBorders>
-              <w:bottom w:val="single" w:sz="6" w:space="0" w:color="515151"/>
-              <w:right w:val="single" w:sz="6" w:space="0" w:color="3B3E46"/>
-            </w:tcBorders>
-            <w:tcMar>
-              <w:top w:w="240" w:type="dxa"/>
-              <w:left w:w="240" w:type="dxa"/>
-              <w:bottom w:w="240" w:type="dxa"/>
-              <w:right w:w="240" w:type="dxa"/>
-            </w:tcMar>
-            <w:hideMark/>
-          </w:tcPr>
-          <w:p>
-            <w:pPr>
-              <w:pStyle w:val="BodyText"/>
-              <w:spacing w:after="0" w:line="240" w:lineRule="auto"/>
-              <w:rPr>
-                <w:rFonts w:eastAsia="Trebuchet MS"/>
-              </w:rPr>
-            </w:pPr>
-            <w:r>
-              <w:t>Retail delta=5, Ecom delta=2, both fully explained (</w:t>
-            </w:r>
-            <w:proofErr w:type="spellStart"/>
-            <w:r>
-              <w:t>dedup</w:t>
-            </w:r>
-            <w:proofErr w:type="spellEnd"/>
-            <w:r>
-              <w:t xml:space="preserve"> + NULL-key filter) per rowcountreconciliation.md</w:t>
+            <w:tcW w:w="1553" w:type="pct"/>
+            <w:tcBorders>
+              <w:bottom w:val="single" w:sz="6" w:space="0" w:color="515151"/>
+              <w:right w:val="single" w:sz="6" w:space="0" w:color="3B3E46"/>
+            </w:tcBorders>
+            <w:tcMar>
+              <w:top w:w="240" w:type="dxa"/>
+              <w:left w:w="240" w:type="dxa"/>
+              <w:bottom w:w="240" w:type="dxa"/>
+              <w:right w:w="240" w:type="dxa"/>
+            </w:tcMar>
+            <w:hideMark/>
+          </w:tcPr>
+          <w:p>
+            <w:pPr>
+              <w:pStyle w:val="BodyText"/>
+              <w:spacing w:after="0" w:line="240" w:lineRule="auto"/>
+              <w:rPr>
+                <w:rFonts w:eastAsia="Trebuchet MS"/>
+              </w:rPr>
+            </w:pPr>
+            <w:r>
+              <w:t>Retail delta=5, Ecom delta=2, both fully explained (dedup + NULL-key filter) per rowcountreconciliation.md</w:t>
             </w:r>
           </w:p>
         </w:tc>
@@ -4840,7 +4671,7 @@
         </w:tc>
         <w:tc>
           <w:tcPr>
-            <w:tcW w:w="3376" w:type="pct"/>
+            <w:tcW w:w="2497" w:type="pct"/>
             <w:tcBorders>
               <w:bottom w:val="single" w:sz="6" w:space="0" w:color="515151"/>
               <w:right w:val="single" w:sz="6" w:space="0" w:color="3B3E46"/>
@@ -4872,65 +4703,57 @@
         </w:tc>
         <w:tc>
           <w:tcPr>
-            <w:tcW w:w="552" w:type="pct"/>
-            <w:tcBorders>
-              <w:bottom w:val="single" w:sz="6" w:space="0" w:color="515151"/>
-              <w:right w:val="single" w:sz="6" w:space="0" w:color="3B3E46"/>
-            </w:tcBorders>
-            <w:tcMar>
-              <w:top w:w="240" w:type="dxa"/>
-              <w:left w:w="240" w:type="dxa"/>
-              <w:bottom w:w="240" w:type="dxa"/>
-              <w:right w:w="240" w:type="dxa"/>
-            </w:tcMar>
-            <w:hideMark/>
-          </w:tcPr>
-          <w:p>
-            <w:pPr>
-              <w:pStyle w:val="BodyText"/>
-              <w:spacing w:after="0" w:line="240" w:lineRule="auto"/>
-              <w:rPr>
-                <w:rFonts w:eastAsia="Trebuchet MS"/>
-              </w:rPr>
-            </w:pPr>
-            <w:r>
-              <w:t>Fail</w:t>
-            </w:r>
-          </w:p>
-        </w:tc>
-        <w:tc>
-          <w:tcPr>
-            <w:tcW w:w="759" w:type="pct"/>
-            <w:tcBorders>
-              <w:bottom w:val="single" w:sz="6" w:space="0" w:color="515151"/>
-              <w:right w:val="single" w:sz="6" w:space="0" w:color="3B3E46"/>
-            </w:tcBorders>
-            <w:tcMar>
-              <w:top w:w="240" w:type="dxa"/>
-              <w:left w:w="240" w:type="dxa"/>
-              <w:bottom w:w="240" w:type="dxa"/>
-              <w:right w:w="240" w:type="dxa"/>
-            </w:tcMar>
-            <w:hideMark/>
-          </w:tcPr>
-          <w:p>
-            <w:pPr>
-              <w:pStyle w:val="BodyText"/>
-              <w:spacing w:after="0" w:line="240" w:lineRule="auto"/>
-              <w:rPr>
-                <w:rFonts w:eastAsia="Trebuchet MS"/>
-              </w:rPr>
-            </w:pPr>
-            <w:r>
-              <w:t xml:space="preserve">BL3NF (CESALES=1,863) does not reconcile with BLDM (FCTSALES_DD=1,626); unexplained loss of 133 retail + 104 </w:t>
-            </w:r>
-            <w:proofErr w:type="spellStart"/>
-            <w:r>
-              <w:t>ecom</w:t>
-            </w:r>
-            <w:proofErr w:type="spellEnd"/>
-            <w:r>
-              <w:t xml:space="preserve"> rows, contradicting 1:1 grain design</w:t>
+            <w:tcW w:w="636" w:type="pct"/>
+            <w:tcBorders>
+              <w:bottom w:val="single" w:sz="6" w:space="0" w:color="515151"/>
+              <w:right w:val="single" w:sz="6" w:space="0" w:color="3B3E46"/>
+            </w:tcBorders>
+            <w:tcMar>
+              <w:top w:w="240" w:type="dxa"/>
+              <w:left w:w="240" w:type="dxa"/>
+              <w:bottom w:w="240" w:type="dxa"/>
+              <w:right w:w="240" w:type="dxa"/>
+            </w:tcMar>
+            <w:hideMark/>
+          </w:tcPr>
+          <w:p>
+            <w:pPr>
+              <w:pStyle w:val="BodyText"/>
+              <w:spacing w:after="0" w:line="240" w:lineRule="auto"/>
+              <w:rPr>
+                <w:rFonts w:eastAsia="Trebuchet MS"/>
+              </w:rPr>
+            </w:pPr>
+            <w:r>
+              <w:t xml:space="preserve">Pass </w:t>
+            </w:r>
+          </w:p>
+        </w:tc>
+        <w:tc>
+          <w:tcPr>
+            <w:tcW w:w="1553" w:type="pct"/>
+            <w:tcBorders>
+              <w:bottom w:val="single" w:sz="6" w:space="0" w:color="515151"/>
+              <w:right w:val="single" w:sz="6" w:space="0" w:color="3B3E46"/>
+            </w:tcBorders>
+            <w:tcMar>
+              <w:top w:w="240" w:type="dxa"/>
+              <w:left w:w="240" w:type="dxa"/>
+              <w:bottom w:w="240" w:type="dxa"/>
+              <w:right w:w="240" w:type="dxa"/>
+            </w:tcMar>
+            <w:hideMark/>
+          </w:tcPr>
+          <w:p>
+            <w:pPr>
+              <w:pStyle w:val="BodyText"/>
+              <w:spacing w:after="0" w:line="240" w:lineRule="auto"/>
+              <w:rPr>
+                <w:rFonts w:eastAsia="Trebuchet MS"/>
+              </w:rPr>
+            </w:pPr>
+            <w:r>
+              <w:t>CESALES (1863)  matches FCTSALESDD (1863) exactly. Caveat: fix is not yet scripted into run_ALL.sql - a fresh rebuild would reintroduce the discrepancy.</w:t>
             </w:r>
           </w:p>
         </w:tc>
@@ -4971,7 +4794,7 @@
         </w:tc>
         <w:tc>
           <w:tcPr>
-            <w:tcW w:w="3376" w:type="pct"/>
+            <w:tcW w:w="2497" w:type="pct"/>
             <w:tcBorders>
               <w:bottom w:val="single" w:sz="6" w:space="0" w:color="515151"/>
               <w:right w:val="single" w:sz="6" w:space="0" w:color="3B3E46"/>
@@ -5017,57 +4840,57 @@
         </w:tc>
         <w:tc>
           <w:tcPr>
-            <w:tcW w:w="552" w:type="pct"/>
-            <w:tcBorders>
-              <w:bottom w:val="single" w:sz="6" w:space="0" w:color="515151"/>
-              <w:right w:val="single" w:sz="6" w:space="0" w:color="3B3E46"/>
-            </w:tcBorders>
-            <w:tcMar>
-              <w:top w:w="240" w:type="dxa"/>
-              <w:left w:w="240" w:type="dxa"/>
-              <w:bottom w:w="240" w:type="dxa"/>
-              <w:right w:w="240" w:type="dxa"/>
-            </w:tcMar>
-            <w:hideMark/>
-          </w:tcPr>
-          <w:p>
-            <w:pPr>
-              <w:pStyle w:val="BodyText"/>
-              <w:spacing w:after="0" w:line="240" w:lineRule="auto"/>
-              <w:rPr>
-                <w:rFonts w:eastAsia="Trebuchet MS"/>
-              </w:rPr>
-            </w:pPr>
-            <w:r>
-              <w:t>Fail</w:t>
-            </w:r>
-          </w:p>
-        </w:tc>
-        <w:tc>
-          <w:tcPr>
-            <w:tcW w:w="759" w:type="pct"/>
-            <w:tcBorders>
-              <w:bottom w:val="single" w:sz="6" w:space="0" w:color="515151"/>
-              <w:right w:val="single" w:sz="6" w:space="0" w:color="3B3E46"/>
-            </w:tcBorders>
-            <w:tcMar>
-              <w:top w:w="240" w:type="dxa"/>
-              <w:left w:w="240" w:type="dxa"/>
-              <w:bottom w:w="240" w:type="dxa"/>
-              <w:right w:w="240" w:type="dxa"/>
-            </w:tcMar>
-            <w:hideMark/>
-          </w:tcPr>
-          <w:p>
-            <w:pPr>
-              <w:pStyle w:val="BodyText"/>
-              <w:spacing w:after="0" w:line="240" w:lineRule="auto"/>
-              <w:rPr>
-                <w:rFonts w:eastAsia="Trebuchet MS"/>
-              </w:rPr>
-            </w:pPr>
-            <w:r>
-              <w:t>See item 2 - BLDM KPI aggregates do not reconcile against BL3NF totals due to the missing row-count discrepancy</w:t>
+            <w:tcW w:w="636" w:type="pct"/>
+            <w:tcBorders>
+              <w:bottom w:val="single" w:sz="6" w:space="0" w:color="515151"/>
+              <w:right w:val="single" w:sz="6" w:space="0" w:color="3B3E46"/>
+            </w:tcBorders>
+            <w:tcMar>
+              <w:top w:w="240" w:type="dxa"/>
+              <w:left w:w="240" w:type="dxa"/>
+              <w:bottom w:w="240" w:type="dxa"/>
+              <w:right w:w="240" w:type="dxa"/>
+            </w:tcMar>
+            <w:hideMark/>
+          </w:tcPr>
+          <w:p>
+            <w:pPr>
+              <w:pStyle w:val="BodyText"/>
+              <w:spacing w:after="0" w:line="240" w:lineRule="auto"/>
+              <w:rPr>
+                <w:rFonts w:eastAsia="Trebuchet MS"/>
+              </w:rPr>
+            </w:pPr>
+            <w:r>
+              <w:t xml:space="preserve">Pass </w:t>
+            </w:r>
+          </w:p>
+        </w:tc>
+        <w:tc>
+          <w:tcPr>
+            <w:tcW w:w="1553" w:type="pct"/>
+            <w:tcBorders>
+              <w:bottom w:val="single" w:sz="6" w:space="0" w:color="515151"/>
+              <w:right w:val="single" w:sz="6" w:space="0" w:color="3B3E46"/>
+            </w:tcBorders>
+            <w:tcMar>
+              <w:top w:w="240" w:type="dxa"/>
+              <w:left w:w="240" w:type="dxa"/>
+              <w:bottom w:w="240" w:type="dxa"/>
+              <w:right w:w="240" w:type="dxa"/>
+            </w:tcMar>
+            <w:hideMark/>
+          </w:tcPr>
+          <w:p>
+            <w:pPr>
+              <w:pStyle w:val="BodyText"/>
+              <w:spacing w:after="0" w:line="240" w:lineRule="auto"/>
+              <w:rPr>
+                <w:rFonts w:eastAsia="Trebuchet MS"/>
+              </w:rPr>
+            </w:pPr>
+            <w:r>
+              <w:t>KPI aggregates noreconcile following the row-count fix above. Not independently re-verified via a fresh SUM comparison this cycle.</w:t>
             </w:r>
           </w:p>
         </w:tc>
@@ -5108,7 +4931,7 @@
         </w:tc>
         <w:tc>
           <w:tcPr>
-            <w:tcW w:w="3376" w:type="pct"/>
+            <w:tcW w:w="2497" w:type="pct"/>
             <w:tcBorders>
               <w:bottom w:val="single" w:sz="6" w:space="0" w:color="515151"/>
               <w:right w:val="single" w:sz="6" w:space="0" w:color="3B3E46"/>
@@ -5140,65 +4963,60 @@
         </w:tc>
         <w:tc>
           <w:tcPr>
-            <w:tcW w:w="552" w:type="pct"/>
-            <w:tcBorders>
-              <w:bottom w:val="single" w:sz="6" w:space="0" w:color="515151"/>
-              <w:right w:val="single" w:sz="6" w:space="0" w:color="3B3E46"/>
-            </w:tcBorders>
-            <w:tcMar>
-              <w:top w:w="240" w:type="dxa"/>
-              <w:left w:w="240" w:type="dxa"/>
-              <w:bottom w:w="240" w:type="dxa"/>
-              <w:right w:w="240" w:type="dxa"/>
-            </w:tcMar>
-            <w:hideMark/>
-          </w:tcPr>
-          <w:p>
-            <w:pPr>
-              <w:pStyle w:val="BodyText"/>
-              <w:spacing w:after="0" w:line="240" w:lineRule="auto"/>
-              <w:rPr>
-                <w:rFonts w:eastAsia="Trebuchet MS"/>
-              </w:rPr>
-            </w:pPr>
-            <w:r>
-              <w:t>Pending</w:t>
-            </w:r>
-          </w:p>
-        </w:tc>
-        <w:tc>
-          <w:tcPr>
-            <w:tcW w:w="759" w:type="pct"/>
-            <w:tcBorders>
-              <w:bottom w:val="single" w:sz="6" w:space="0" w:color="515151"/>
-              <w:right w:val="single" w:sz="6" w:space="0" w:color="3B3E46"/>
-            </w:tcBorders>
-            <w:tcMar>
-              <w:top w:w="240" w:type="dxa"/>
-              <w:left w:w="240" w:type="dxa"/>
-              <w:bottom w:w="240" w:type="dxa"/>
-              <w:right w:w="240" w:type="dxa"/>
-            </w:tcMar>
-            <w:hideMark/>
-          </w:tcPr>
-          <w:p>
-            <w:pPr>
-              <w:pStyle w:val="BodyText"/>
-              <w:spacing w:after="0" w:line="240" w:lineRule="auto"/>
-              <w:rPr>
-                <w:rFonts w:eastAsia="Trebuchet MS"/>
-              </w:rPr>
-            </w:pPr>
-            <w:r>
-              <w:t xml:space="preserve">No </w:t>
-            </w:r>
-            <w:proofErr w:type="spellStart"/>
-            <w:r>
-              <w:t>information_schema</w:t>
-            </w:r>
-            <w:proofErr w:type="spellEnd"/>
-            <w:r>
-              <w:t>-based schema validation results (TC-SCH-001 to 009) logged in this test cycle</w:t>
+            <w:tcW w:w="636" w:type="pct"/>
+            <w:tcBorders>
+              <w:bottom w:val="single" w:sz="6" w:space="0" w:color="515151"/>
+              <w:right w:val="single" w:sz="6" w:space="0" w:color="3B3E46"/>
+            </w:tcBorders>
+            <w:tcMar>
+              <w:top w:w="240" w:type="dxa"/>
+              <w:left w:w="240" w:type="dxa"/>
+              <w:bottom w:w="240" w:type="dxa"/>
+              <w:right w:w="240" w:type="dxa"/>
+            </w:tcMar>
+            <w:hideMark/>
+          </w:tcPr>
+          <w:p>
+            <w:pPr>
+              <w:pStyle w:val="BodyText"/>
+              <w:spacing w:after="0" w:line="240" w:lineRule="auto"/>
+              <w:rPr>
+                <w:rFonts w:eastAsia="Trebuchet MS"/>
+              </w:rPr>
+            </w:pPr>
+            <w:r>
+              <w:t>P</w:t>
+            </w:r>
+            <w:r>
+              <w:t>ass</w:t>
+            </w:r>
+          </w:p>
+        </w:tc>
+        <w:tc>
+          <w:tcPr>
+            <w:tcW w:w="1553" w:type="pct"/>
+            <w:tcBorders>
+              <w:bottom w:val="single" w:sz="6" w:space="0" w:color="515151"/>
+              <w:right w:val="single" w:sz="6" w:space="0" w:color="3B3E46"/>
+            </w:tcBorders>
+            <w:tcMar>
+              <w:top w:w="240" w:type="dxa"/>
+              <w:left w:w="240" w:type="dxa"/>
+              <w:bottom w:w="240" w:type="dxa"/>
+              <w:right w:w="240" w:type="dxa"/>
+            </w:tcMar>
+            <w:hideMark/>
+          </w:tcPr>
+          <w:p>
+            <w:pPr>
+              <w:pStyle w:val="BodyText"/>
+              <w:spacing w:after="0" w:line="240" w:lineRule="auto"/>
+              <w:rPr>
+                <w:rFonts w:eastAsia="Trebuchet MS"/>
+              </w:rPr>
+            </w:pPr>
+            <w:r>
+              <w:t>Verified manually DLL scripts</w:t>
             </w:r>
           </w:p>
         </w:tc>
@@ -5239,7 +5057,7 @@
         </w:tc>
         <w:tc>
           <w:tcPr>
-            <w:tcW w:w="3376" w:type="pct"/>
+            <w:tcW w:w="2497" w:type="pct"/>
             <w:tcBorders>
               <w:bottom w:val="single" w:sz="6" w:space="0" w:color="515151"/>
               <w:right w:val="single" w:sz="6" w:space="0" w:color="3B3E46"/>
@@ -5285,7 +5103,7 @@
         </w:tc>
         <w:tc>
           <w:tcPr>
-            <w:tcW w:w="552" w:type="pct"/>
+            <w:tcW w:w="636" w:type="pct"/>
             <w:tcBorders>
               <w:bottom w:val="single" w:sz="6" w:space="0" w:color="515151"/>
               <w:right w:val="single" w:sz="6" w:space="0" w:color="3B3E46"/>
@@ -5313,7 +5131,7 @@
         </w:tc>
         <w:tc>
           <w:tcPr>
-            <w:tcW w:w="759" w:type="pct"/>
+            <w:tcW w:w="1553" w:type="pct"/>
             <w:tcBorders>
               <w:bottom w:val="single" w:sz="6" w:space="0" w:color="515151"/>
               <w:right w:val="single" w:sz="6" w:space="0" w:color="3B3E46"/>
@@ -5370,13 +5188,14 @@
               <w:rPr>
                 <w:rFonts w:eastAsia="Trebuchet MS"/>
               </w:rPr>
+              <w:lastRenderedPageBreak/>
               <w:t>6</w:t>
             </w:r>
           </w:p>
         </w:tc>
         <w:tc>
           <w:tcPr>
-            <w:tcW w:w="3376" w:type="pct"/>
+            <w:tcW w:w="2497" w:type="pct"/>
             <w:tcBorders>
               <w:bottom w:val="single" w:sz="6" w:space="0" w:color="515151"/>
               <w:right w:val="single" w:sz="6" w:space="0" w:color="3B3E46"/>
@@ -5422,7 +5241,7 @@
         </w:tc>
         <w:tc>
           <w:tcPr>
-            <w:tcW w:w="552" w:type="pct"/>
+            <w:tcW w:w="636" w:type="pct"/>
             <w:tcBorders>
               <w:bottom w:val="single" w:sz="6" w:space="0" w:color="515151"/>
               <w:right w:val="single" w:sz="6" w:space="0" w:color="3B3E46"/>
@@ -5450,7 +5269,7 @@
         </w:tc>
         <w:tc>
           <w:tcPr>
-            <w:tcW w:w="759" w:type="pct"/>
+            <w:tcW w:w="1553" w:type="pct"/>
             <w:tcBorders>
               <w:bottom w:val="single" w:sz="6" w:space="0" w:color="515151"/>
               <w:right w:val="single" w:sz="6" w:space="0" w:color="3B3E46"/>
@@ -5513,7 +5332,7 @@
         </w:tc>
         <w:tc>
           <w:tcPr>
-            <w:tcW w:w="3376" w:type="pct"/>
+            <w:tcW w:w="2497" w:type="pct"/>
             <w:tcBorders>
               <w:bottom w:val="single" w:sz="6" w:space="0" w:color="515151"/>
               <w:right w:val="single" w:sz="6" w:space="0" w:color="3B3E46"/>
@@ -5559,7 +5378,7 @@
         </w:tc>
         <w:tc>
           <w:tcPr>
-            <w:tcW w:w="552" w:type="pct"/>
+            <w:tcW w:w="636" w:type="pct"/>
             <w:tcBorders>
               <w:bottom w:val="single" w:sz="6" w:space="0" w:color="515151"/>
               <w:right w:val="single" w:sz="6" w:space="0" w:color="3B3E46"/>
@@ -5587,7 +5406,7 @@
         </w:tc>
         <w:tc>
           <w:tcPr>
-            <w:tcW w:w="759" w:type="pct"/>
+            <w:tcW w:w="1553" w:type="pct"/>
             <w:tcBorders>
               <w:bottom w:val="single" w:sz="6" w:space="0" w:color="515151"/>
               <w:right w:val="single" w:sz="6" w:space="0" w:color="3B3E46"/>
@@ -5650,7 +5469,7 @@
         </w:tc>
         <w:tc>
           <w:tcPr>
-            <w:tcW w:w="3376" w:type="pct"/>
+            <w:tcW w:w="2497" w:type="pct"/>
             <w:tcBorders>
               <w:bottom w:val="single" w:sz="6" w:space="0" w:color="515151"/>
               <w:right w:val="single" w:sz="6" w:space="0" w:color="3B3E46"/>
@@ -5696,57 +5515,57 @@
         </w:tc>
         <w:tc>
           <w:tcPr>
-            <w:tcW w:w="552" w:type="pct"/>
-            <w:tcBorders>
-              <w:bottom w:val="single" w:sz="6" w:space="0" w:color="515151"/>
-              <w:right w:val="single" w:sz="6" w:space="0" w:color="3B3E46"/>
-            </w:tcBorders>
-            <w:tcMar>
-              <w:top w:w="240" w:type="dxa"/>
-              <w:left w:w="240" w:type="dxa"/>
-              <w:bottom w:w="240" w:type="dxa"/>
-              <w:right w:w="240" w:type="dxa"/>
-            </w:tcMar>
-            <w:hideMark/>
-          </w:tcPr>
-          <w:p>
-            <w:pPr>
-              <w:pStyle w:val="BodyText"/>
-              <w:spacing w:after="0" w:line="240" w:lineRule="auto"/>
-              <w:rPr>
-                <w:rFonts w:eastAsia="Trebuchet MS"/>
-              </w:rPr>
-            </w:pPr>
-            <w:r>
-              <w:t>Fail</w:t>
-            </w:r>
-          </w:p>
-        </w:tc>
-        <w:tc>
-          <w:tcPr>
-            <w:tcW w:w="759" w:type="pct"/>
-            <w:tcBorders>
-              <w:bottom w:val="single" w:sz="6" w:space="0" w:color="515151"/>
-              <w:right w:val="single" w:sz="6" w:space="0" w:color="3B3E46"/>
-            </w:tcBorders>
-            <w:tcMar>
-              <w:top w:w="240" w:type="dxa"/>
-              <w:left w:w="240" w:type="dxa"/>
-              <w:bottom w:w="240" w:type="dxa"/>
-              <w:right w:w="240" w:type="dxa"/>
-            </w:tcMar>
-            <w:hideMark/>
-          </w:tcPr>
-          <w:p>
-            <w:pPr>
-              <w:pStyle w:val="BodyText"/>
-              <w:spacing w:after="0" w:line="240" w:lineRule="auto"/>
-              <w:rPr>
-                <w:rFonts w:eastAsia="Trebuchet MS"/>
-              </w:rPr>
-            </w:pPr>
-            <w:r>
-              <w:t>Unexplained discrepancy confirmed between BL3NF and BLDM (see item 2)</w:t>
+            <w:tcW w:w="636" w:type="pct"/>
+            <w:tcBorders>
+              <w:bottom w:val="single" w:sz="6" w:space="0" w:color="515151"/>
+              <w:right w:val="single" w:sz="6" w:space="0" w:color="3B3E46"/>
+            </w:tcBorders>
+            <w:tcMar>
+              <w:top w:w="240" w:type="dxa"/>
+              <w:left w:w="240" w:type="dxa"/>
+              <w:bottom w:w="240" w:type="dxa"/>
+              <w:right w:w="240" w:type="dxa"/>
+            </w:tcMar>
+            <w:hideMark/>
+          </w:tcPr>
+          <w:p>
+            <w:pPr>
+              <w:pStyle w:val="BodyText"/>
+              <w:spacing w:after="0" w:line="240" w:lineRule="auto"/>
+              <w:rPr>
+                <w:rFonts w:eastAsia="Trebuchet MS"/>
+              </w:rPr>
+            </w:pPr>
+            <w:r>
+              <w:t>Pass</w:t>
+            </w:r>
+          </w:p>
+        </w:tc>
+        <w:tc>
+          <w:tcPr>
+            <w:tcW w:w="1553" w:type="pct"/>
+            <w:tcBorders>
+              <w:bottom w:val="single" w:sz="6" w:space="0" w:color="515151"/>
+              <w:right w:val="single" w:sz="6" w:space="0" w:color="3B3E46"/>
+            </w:tcBorders>
+            <w:tcMar>
+              <w:top w:w="240" w:type="dxa"/>
+              <w:left w:w="240" w:type="dxa"/>
+              <w:bottom w:w="240" w:type="dxa"/>
+              <w:right w:w="240" w:type="dxa"/>
+            </w:tcMar>
+            <w:hideMark/>
+          </w:tcPr>
+          <w:p>
+            <w:pPr>
+              <w:pStyle w:val="BodyText"/>
+              <w:spacing w:after="0" w:line="240" w:lineRule="auto"/>
+              <w:rPr>
+                <w:rFonts w:eastAsia="Trebuchet MS"/>
+              </w:rPr>
+            </w:pPr>
+            <w:r>
+              <w:t>No discrepancy</w:t>
             </w:r>
           </w:p>
         </w:tc>
@@ -5821,7 +5640,6 @@
               <w:rPr>
                 <w:rFonts w:eastAsia="Trebuchet MS"/>
               </w:rPr>
-              <w:lastRenderedPageBreak/>
               <w:t>#</w:t>
             </w:r>
           </w:p>
@@ -6050,6 +5868,18 @@
                 <w:rFonts w:eastAsia="Trebuchet MS"/>
               </w:rPr>
             </w:pPr>
+            <w:r>
+              <w:rPr>
+                <w:rFonts w:eastAsia="Trebuchet MS"/>
+              </w:rPr>
+              <w:t>Verified manuall</w:t>
+            </w:r>
+            <w:r>
+              <w:rPr>
+                <w:rFonts w:eastAsia="Trebuchet MS"/>
+              </w:rPr>
+              <w:t>y</w:t>
+            </w:r>
           </w:p>
         </w:tc>
       </w:tr>
@@ -6171,6 +6001,18 @@
                 <w:rFonts w:eastAsia="Trebuchet MS"/>
               </w:rPr>
             </w:pPr>
+            <w:r>
+              <w:rPr>
+                <w:rFonts w:eastAsia="Trebuchet MS"/>
+              </w:rPr>
+              <w:t>Verified manuall</w:t>
+            </w:r>
+            <w:r>
+              <w:rPr>
+                <w:rFonts w:eastAsia="Trebuchet MS"/>
+              </w:rPr>
+              <w:t>y</w:t>
+            </w:r>
           </w:p>
         </w:tc>
       </w:tr>
@@ -6236,21 +6078,7 @@
               <w:rPr>
                 <w:rFonts w:eastAsia="Trebuchet MS"/>
               </w:rPr>
-              <w:t xml:space="preserve">All filters, </w:t>
-            </w:r>
-            <w:proofErr w:type="gramStart"/>
-            <w:r>
-              <w:rPr>
-                <w:rFonts w:eastAsia="Trebuchet MS"/>
-              </w:rPr>
-              <w:t>drill-downs</w:t>
-            </w:r>
-            <w:proofErr w:type="gramEnd"/>
-            <w:r>
-              <w:rPr>
-                <w:rFonts w:eastAsia="Trebuchet MS"/>
-              </w:rPr>
-              <w:t>, and navigation buttons work as specified</w:t>
+              <w:t>All filters, drill-downs, and navigation buttons work as specified</w:t>
             </w:r>
           </w:p>
         </w:tc>
@@ -6306,6 +6134,18 @@
                 <w:rFonts w:eastAsia="Trebuchet MS"/>
               </w:rPr>
             </w:pPr>
+            <w:r>
+              <w:rPr>
+                <w:rFonts w:eastAsia="Trebuchet MS"/>
+              </w:rPr>
+              <w:t>Verified manuall</w:t>
+            </w:r>
+            <w:r>
+              <w:rPr>
+                <w:rFonts w:eastAsia="Trebuchet MS"/>
+              </w:rPr>
+              <w:t>y</w:t>
+            </w:r>
           </w:p>
         </w:tc>
       </w:tr>
@@ -6427,6 +6267,18 @@
                 <w:rFonts w:eastAsia="Trebuchet MS"/>
               </w:rPr>
             </w:pPr>
+            <w:r>
+              <w:rPr>
+                <w:rFonts w:eastAsia="Trebuchet MS"/>
+              </w:rPr>
+              <w:t>Verified manuall</w:t>
+            </w:r>
+            <w:r>
+              <w:rPr>
+                <w:rFonts w:eastAsia="Trebuchet MS"/>
+              </w:rPr>
+              <w:t>y</w:t>
+            </w:r>
           </w:p>
         </w:tc>
       </w:tr>
@@ -6498,21 +6350,7 @@
               <w:rPr>
                 <w:rFonts w:eastAsia="Trebuchet MS"/>
               </w:rPr>
-              <w:t>.</w:t>
-            </w:r>
-            <w:proofErr w:type="spellStart"/>
-            <w:r>
-              <w:rPr>
-                <w:rFonts w:eastAsia="Trebuchet MS"/>
-              </w:rPr>
-              <w:t>pbix</w:t>
-            </w:r>
-            <w:proofErr w:type="spellEnd"/>
-            <w:r>
-              <w:rPr>
-                <w:rFonts w:eastAsia="Trebuchet MS"/>
-              </w:rPr>
-              <w:t xml:space="preserve"> file delivered and opens correctly on the specified target OS</w:t>
+              <w:t>.pbix file delivered and opens correctly on the specified target OS</w:t>
             </w:r>
           </w:p>
         </w:tc>
@@ -6568,6 +6406,18 @@
                 <w:rFonts w:eastAsia="Trebuchet MS"/>
               </w:rPr>
             </w:pPr>
+            <w:r>
+              <w:rPr>
+                <w:rFonts w:eastAsia="Trebuchet MS"/>
+              </w:rPr>
+              <w:t>Verified manuall</w:t>
+            </w:r>
+            <w:r>
+              <w:rPr>
+                <w:rFonts w:eastAsia="Trebuchet MS"/>
+              </w:rPr>
+              <w:t>y</w:t>
+            </w:r>
           </w:p>
         </w:tc>
       </w:tr>
@@ -6601,9 +6451,9 @@
       </w:tblPr>
       <w:tblGrid>
         <w:gridCol w:w="690"/>
-        <w:gridCol w:w="5088"/>
+        <w:gridCol w:w="4918"/>
         <w:gridCol w:w="1031"/>
-        <w:gridCol w:w="2532"/>
+        <w:gridCol w:w="2702"/>
       </w:tblGrid>
       <w:tr>
         <w:trPr>
@@ -6611,7 +6461,7 @@
         </w:trPr>
         <w:tc>
           <w:tcPr>
-            <w:tcW w:w="215" w:type="pct"/>
+            <w:tcW w:w="369" w:type="pct"/>
             <w:tcBorders>
               <w:top w:val="single" w:sz="6" w:space="0" w:color="3B3E46"/>
               <w:left w:val="single" w:sz="6" w:space="0" w:color="3B3E46"/>
@@ -6647,7 +6497,7 @@
         </w:tc>
         <w:tc>
           <w:tcPr>
-            <w:tcW w:w="2916" w:type="pct"/>
+            <w:tcW w:w="2723" w:type="pct"/>
             <w:tcBorders>
               <w:top w:val="single" w:sz="6" w:space="0" w:color="3B3E46"/>
               <w:bottom w:val="single" w:sz="6" w:space="0" w:color="515151"/>
@@ -6682,7 +6532,7 @@
         </w:tc>
         <w:tc>
           <w:tcPr>
-            <w:tcW w:w="321" w:type="pct"/>
+            <w:tcW w:w="552" w:type="pct"/>
             <w:tcBorders>
               <w:top w:val="single" w:sz="6" w:space="0" w:color="3B3E46"/>
               <w:bottom w:val="single" w:sz="6" w:space="0" w:color="515151"/>
@@ -6717,7 +6567,7 @@
         </w:tc>
         <w:tc>
           <w:tcPr>
-            <w:tcW w:w="1548" w:type="pct"/>
+            <w:tcW w:w="1355" w:type="pct"/>
             <w:tcBorders>
               <w:top w:val="single" w:sz="6" w:space="0" w:color="3B3E46"/>
               <w:bottom w:val="single" w:sz="6" w:space="0" w:color="515151"/>
@@ -6754,7 +6604,7 @@
       <w:tr>
         <w:tc>
           <w:tcPr>
-            <w:tcW w:w="215" w:type="pct"/>
+            <w:tcW w:w="369" w:type="pct"/>
             <w:tcBorders>
               <w:left w:val="single" w:sz="6" w:space="0" w:color="3B3E46"/>
               <w:bottom w:val="single" w:sz="6" w:space="0" w:color="515151"/>
@@ -6787,7 +6637,7 @@
         </w:tc>
         <w:tc>
           <w:tcPr>
-            <w:tcW w:w="2916" w:type="pct"/>
+            <w:tcW w:w="2723" w:type="pct"/>
             <w:tcBorders>
               <w:bottom w:val="single" w:sz="6" w:space="0" w:color="515151"/>
               <w:right w:val="single" w:sz="6" w:space="0" w:color="3B3E46"/>
@@ -6819,7 +6669,7 @@
         </w:tc>
         <w:tc>
           <w:tcPr>
-            <w:tcW w:w="321" w:type="pct"/>
+            <w:tcW w:w="552" w:type="pct"/>
             <w:tcBorders>
               <w:bottom w:val="single" w:sz="6" w:space="0" w:color="515151"/>
               <w:right w:val="single" w:sz="6" w:space="0" w:color="3B3E46"/>
@@ -6841,11 +6691,17 @@
                 <w:rFonts w:eastAsia="Trebuchet MS"/>
               </w:rPr>
             </w:pPr>
-          </w:p>
-        </w:tc>
-        <w:tc>
-          <w:tcPr>
-            <w:tcW w:w="1548" w:type="pct"/>
+            <w:r>
+              <w:rPr>
+                <w:rFonts w:eastAsia="Trebuchet MS"/>
+              </w:rPr>
+              <w:t>N/A</w:t>
+            </w:r>
+          </w:p>
+        </w:tc>
+        <w:tc>
+          <w:tcPr>
+            <w:tcW w:w="1355" w:type="pct"/>
             <w:tcBorders>
               <w:bottom w:val="single" w:sz="6" w:space="0" w:color="515151"/>
               <w:right w:val="single" w:sz="6" w:space="0" w:color="3B3E46"/>
@@ -6879,7 +6735,7 @@
       <w:tr>
         <w:tc>
           <w:tcPr>
-            <w:tcW w:w="215" w:type="pct"/>
+            <w:tcW w:w="369" w:type="pct"/>
             <w:tcBorders>
               <w:left w:val="single" w:sz="6" w:space="0" w:color="3B3E46"/>
               <w:bottom w:val="single" w:sz="6" w:space="0" w:color="515151"/>
@@ -6906,13 +6762,14 @@
               <w:rPr>
                 <w:rFonts w:eastAsia="Trebuchet MS"/>
               </w:rPr>
+              <w:lastRenderedPageBreak/>
               <w:t>16</w:t>
             </w:r>
           </w:p>
         </w:tc>
         <w:tc>
           <w:tcPr>
-            <w:tcW w:w="2916" w:type="pct"/>
+            <w:tcW w:w="2723" w:type="pct"/>
             <w:tcBorders>
               <w:bottom w:val="single" w:sz="6" w:space="0" w:color="515151"/>
               <w:right w:val="single" w:sz="6" w:space="0" w:color="3B3E46"/>
@@ -6944,7 +6801,7 @@
         </w:tc>
         <w:tc>
           <w:tcPr>
-            <w:tcW w:w="321" w:type="pct"/>
+            <w:tcW w:w="552" w:type="pct"/>
             <w:tcBorders>
               <w:bottom w:val="single" w:sz="6" w:space="0" w:color="515151"/>
               <w:right w:val="single" w:sz="6" w:space="0" w:color="3B3E46"/>
@@ -6966,11 +6823,17 @@
                 <w:rFonts w:eastAsia="Trebuchet MS"/>
               </w:rPr>
             </w:pPr>
-          </w:p>
-        </w:tc>
-        <w:tc>
-          <w:tcPr>
-            <w:tcW w:w="1548" w:type="pct"/>
+            <w:r>
+              <w:rPr>
+                <w:rFonts w:eastAsia="Trebuchet MS"/>
+              </w:rPr>
+              <w:t>N/A</w:t>
+            </w:r>
+          </w:p>
+        </w:tc>
+        <w:tc>
+          <w:tcPr>
+            <w:tcW w:w="1355" w:type="pct"/>
             <w:tcBorders>
               <w:bottom w:val="single" w:sz="6" w:space="0" w:color="515151"/>
               <w:right w:val="single" w:sz="6" w:space="0" w:color="3B3E46"/>
@@ -7004,7 +6867,7 @@
       <w:tr>
         <w:tc>
           <w:tcPr>
-            <w:tcW w:w="215" w:type="pct"/>
+            <w:tcW w:w="369" w:type="pct"/>
             <w:tcBorders>
               <w:left w:val="single" w:sz="6" w:space="0" w:color="3B3E46"/>
               <w:bottom w:val="single" w:sz="6" w:space="0" w:color="515151"/>
@@ -7037,7 +6900,7 @@
         </w:tc>
         <w:tc>
           <w:tcPr>
-            <w:tcW w:w="2916" w:type="pct"/>
+            <w:tcW w:w="2723" w:type="pct"/>
             <w:tcBorders>
               <w:bottom w:val="single" w:sz="6" w:space="0" w:color="515151"/>
               <w:right w:val="single" w:sz="6" w:space="0" w:color="3B3E46"/>
@@ -7069,61 +6932,65 @@
         </w:tc>
         <w:tc>
           <w:tcPr>
-            <w:tcW w:w="321" w:type="pct"/>
-            <w:tcBorders>
-              <w:bottom w:val="single" w:sz="6" w:space="0" w:color="515151"/>
-              <w:right w:val="single" w:sz="6" w:space="0" w:color="3B3E46"/>
-            </w:tcBorders>
-            <w:tcMar>
-              <w:top w:w="240" w:type="dxa"/>
-              <w:left w:w="240" w:type="dxa"/>
-              <w:bottom w:w="240" w:type="dxa"/>
-              <w:right w:w="240" w:type="dxa"/>
-            </w:tcMar>
-            <w:vAlign w:val="center"/>
-            <w:hideMark/>
-          </w:tcPr>
-          <w:p>
-            <w:pPr>
-              <w:pStyle w:val="BodyText"/>
-              <w:spacing w:after="0" w:line="240" w:lineRule="auto"/>
-              <w:rPr>
-                <w:rFonts w:eastAsia="Trebuchet MS"/>
-              </w:rPr>
-            </w:pPr>
-          </w:p>
-        </w:tc>
-        <w:tc>
-          <w:tcPr>
-            <w:tcW w:w="1548" w:type="pct"/>
-            <w:tcBorders>
-              <w:bottom w:val="single" w:sz="6" w:space="0" w:color="515151"/>
-              <w:right w:val="single" w:sz="6" w:space="0" w:color="3B3E46"/>
-            </w:tcBorders>
-            <w:tcMar>
-              <w:top w:w="240" w:type="dxa"/>
-              <w:left w:w="240" w:type="dxa"/>
-              <w:bottom w:w="240" w:type="dxa"/>
-              <w:right w:w="240" w:type="dxa"/>
-            </w:tcMar>
-            <w:vAlign w:val="center"/>
-            <w:hideMark/>
-          </w:tcPr>
-          <w:p>
-            <w:pPr>
-              <w:pStyle w:val="BodyText"/>
-              <w:spacing w:after="0" w:line="240" w:lineRule="auto"/>
-              <w:rPr>
-                <w:rFonts w:eastAsia="Trebuchet MS"/>
-              </w:rPr>
-            </w:pPr>
+            <w:tcW w:w="552" w:type="pct"/>
+            <w:tcBorders>
+              <w:bottom w:val="single" w:sz="6" w:space="0" w:color="515151"/>
+              <w:right w:val="single" w:sz="6" w:space="0" w:color="3B3E46"/>
+            </w:tcBorders>
+            <w:tcMar>
+              <w:top w:w="240" w:type="dxa"/>
+              <w:left w:w="240" w:type="dxa"/>
+              <w:bottom w:w="240" w:type="dxa"/>
+              <w:right w:w="240" w:type="dxa"/>
+            </w:tcMar>
+            <w:hideMark/>
+          </w:tcPr>
+          <w:p>
+            <w:pPr>
+              <w:pStyle w:val="BodyText"/>
+              <w:spacing w:after="0" w:line="240" w:lineRule="auto"/>
+              <w:rPr>
+                <w:rFonts w:eastAsia="Trebuchet MS"/>
+              </w:rPr>
+            </w:pPr>
+            <w:r>
+              <w:t>Pass</w:t>
+            </w:r>
+          </w:p>
+        </w:tc>
+        <w:tc>
+          <w:tcPr>
+            <w:tcW w:w="1355" w:type="pct"/>
+            <w:tcBorders>
+              <w:bottom w:val="single" w:sz="6" w:space="0" w:color="515151"/>
+              <w:right w:val="single" w:sz="6" w:space="0" w:color="3B3E46"/>
+            </w:tcBorders>
+            <w:tcMar>
+              <w:top w:w="240" w:type="dxa"/>
+              <w:left w:w="240" w:type="dxa"/>
+              <w:bottom w:w="240" w:type="dxa"/>
+              <w:right w:w="240" w:type="dxa"/>
+            </w:tcMar>
+            <w:hideMark/>
+          </w:tcPr>
+          <w:p>
+            <w:pPr>
+              <w:pStyle w:val="BodyText"/>
+              <w:spacing w:after="0" w:line="240" w:lineRule="auto"/>
+              <w:rPr>
+                <w:rFonts w:eastAsia="Trebuchet MS"/>
+              </w:rPr>
+            </w:pPr>
+            <w:r>
+              <w:t>Verified manually - report cannot be opened/connected to by an unauthorized user. No automated test ID logged.</w:t>
+            </w:r>
           </w:p>
         </w:tc>
       </w:tr>
       <w:tr>
         <w:tc>
           <w:tcPr>
-            <w:tcW w:w="215" w:type="pct"/>
+            <w:tcW w:w="369" w:type="pct"/>
             <w:tcBorders>
               <w:left w:val="single" w:sz="6" w:space="0" w:color="3B3E46"/>
               <w:bottom w:val="single" w:sz="6" w:space="0" w:color="515151"/>
@@ -7156,7 +7023,7 @@
         </w:tc>
         <w:tc>
           <w:tcPr>
-            <w:tcW w:w="2916" w:type="pct"/>
+            <w:tcW w:w="2723" w:type="pct"/>
             <w:tcBorders>
               <w:bottom w:val="single" w:sz="6" w:space="0" w:color="515151"/>
               <w:right w:val="single" w:sz="6" w:space="0" w:color="3B3E46"/>
@@ -7188,54 +7055,58 @@
         </w:tc>
         <w:tc>
           <w:tcPr>
-            <w:tcW w:w="321" w:type="pct"/>
-            <w:tcBorders>
-              <w:bottom w:val="single" w:sz="6" w:space="0" w:color="515151"/>
-              <w:right w:val="single" w:sz="6" w:space="0" w:color="3B3E46"/>
-            </w:tcBorders>
-            <w:tcMar>
-              <w:top w:w="240" w:type="dxa"/>
-              <w:left w:w="240" w:type="dxa"/>
-              <w:bottom w:w="240" w:type="dxa"/>
-              <w:right w:w="240" w:type="dxa"/>
-            </w:tcMar>
-            <w:vAlign w:val="center"/>
-            <w:hideMark/>
-          </w:tcPr>
-          <w:p>
-            <w:pPr>
-              <w:pStyle w:val="BodyText"/>
-              <w:spacing w:after="0" w:line="240" w:lineRule="auto"/>
-              <w:rPr>
-                <w:rFonts w:eastAsia="Trebuchet MS"/>
-              </w:rPr>
-            </w:pPr>
-          </w:p>
-        </w:tc>
-        <w:tc>
-          <w:tcPr>
-            <w:tcW w:w="1548" w:type="pct"/>
-            <w:tcBorders>
-              <w:bottom w:val="single" w:sz="6" w:space="0" w:color="515151"/>
-              <w:right w:val="single" w:sz="6" w:space="0" w:color="3B3E46"/>
-            </w:tcBorders>
-            <w:tcMar>
-              <w:top w:w="240" w:type="dxa"/>
-              <w:left w:w="240" w:type="dxa"/>
-              <w:bottom w:w="240" w:type="dxa"/>
-              <w:right w:w="240" w:type="dxa"/>
-            </w:tcMar>
-            <w:vAlign w:val="center"/>
-            <w:hideMark/>
-          </w:tcPr>
-          <w:p>
-            <w:pPr>
-              <w:pStyle w:val="BodyText"/>
-              <w:spacing w:after="0" w:line="240" w:lineRule="auto"/>
-              <w:rPr>
-                <w:rFonts w:eastAsia="Trebuchet MS"/>
-              </w:rPr>
-            </w:pPr>
+            <w:tcW w:w="552" w:type="pct"/>
+            <w:tcBorders>
+              <w:bottom w:val="single" w:sz="6" w:space="0" w:color="515151"/>
+              <w:right w:val="single" w:sz="6" w:space="0" w:color="3B3E46"/>
+            </w:tcBorders>
+            <w:tcMar>
+              <w:top w:w="240" w:type="dxa"/>
+              <w:left w:w="240" w:type="dxa"/>
+              <w:bottom w:w="240" w:type="dxa"/>
+              <w:right w:w="240" w:type="dxa"/>
+            </w:tcMar>
+            <w:hideMark/>
+          </w:tcPr>
+          <w:p>
+            <w:pPr>
+              <w:pStyle w:val="BodyText"/>
+              <w:spacing w:after="0" w:line="240" w:lineRule="auto"/>
+              <w:rPr>
+                <w:rFonts w:eastAsia="Trebuchet MS"/>
+              </w:rPr>
+            </w:pPr>
+            <w:r>
+              <w:t>Pass</w:t>
+            </w:r>
+          </w:p>
+        </w:tc>
+        <w:tc>
+          <w:tcPr>
+            <w:tcW w:w="1355" w:type="pct"/>
+            <w:tcBorders>
+              <w:bottom w:val="single" w:sz="6" w:space="0" w:color="515151"/>
+              <w:right w:val="single" w:sz="6" w:space="0" w:color="3B3E46"/>
+            </w:tcBorders>
+            <w:tcMar>
+              <w:top w:w="240" w:type="dxa"/>
+              <w:left w:w="240" w:type="dxa"/>
+              <w:bottom w:w="240" w:type="dxa"/>
+              <w:right w:w="240" w:type="dxa"/>
+            </w:tcMar>
+            <w:hideMark/>
+          </w:tcPr>
+          <w:p>
+            <w:pPr>
+              <w:pStyle w:val="BodyText"/>
+              <w:spacing w:after="0" w:line="240" w:lineRule="auto"/>
+              <w:rPr>
+                <w:rFonts w:eastAsia="Trebuchet MS"/>
+              </w:rPr>
+            </w:pPr>
+            <w:r>
+              <w:t>Sensitive column exclusion confirmed via direct query (0 exceptions across both source systems in BL3NF/BLDM). Power BI-side check (no sensitive field in visuals/tooltips/exports) verified manually and passed; no automated test ID logged for the Power BI portion.</w:t>
+            </w:r>
           </w:p>
         </w:tc>
       </w:tr>
@@ -7269,9 +7140,9 @@
       </w:tblPr>
       <w:tblGrid>
         <w:gridCol w:w="690"/>
-        <w:gridCol w:w="5218"/>
+        <w:gridCol w:w="5217"/>
         <w:gridCol w:w="1031"/>
-        <w:gridCol w:w="2402"/>
+        <w:gridCol w:w="2403"/>
       </w:tblGrid>
       <w:tr>
         <w:trPr>
@@ -7279,7 +7150,7 @@
         </w:trPr>
         <w:tc>
           <w:tcPr>
-            <w:tcW w:w="215" w:type="pct"/>
+            <w:tcW w:w="369" w:type="pct"/>
             <w:tcBorders>
               <w:top w:val="single" w:sz="6" w:space="0" w:color="3B3E46"/>
               <w:left w:val="single" w:sz="6" w:space="0" w:color="3B3E46"/>
@@ -7315,7 +7186,7 @@
         </w:tc>
         <w:tc>
           <w:tcPr>
-            <w:tcW w:w="2986" w:type="pct"/>
+            <w:tcW w:w="2793" w:type="pct"/>
             <w:tcBorders>
               <w:top w:val="single" w:sz="6" w:space="0" w:color="3B3E46"/>
               <w:bottom w:val="single" w:sz="6" w:space="0" w:color="515151"/>
@@ -7350,7 +7221,7 @@
         </w:tc>
         <w:tc>
           <w:tcPr>
-            <w:tcW w:w="321" w:type="pct"/>
+            <w:tcW w:w="552" w:type="pct"/>
             <w:tcBorders>
               <w:top w:val="single" w:sz="6" w:space="0" w:color="3B3E46"/>
               <w:bottom w:val="single" w:sz="6" w:space="0" w:color="515151"/>
@@ -7385,7 +7256,7 @@
         </w:tc>
         <w:tc>
           <w:tcPr>
-            <w:tcW w:w="1478" w:type="pct"/>
+            <w:tcW w:w="1286" w:type="pct"/>
             <w:tcBorders>
               <w:top w:val="single" w:sz="6" w:space="0" w:color="3B3E46"/>
               <w:bottom w:val="single" w:sz="6" w:space="0" w:color="515151"/>
@@ -7422,7 +7293,7 @@
       <w:tr>
         <w:tc>
           <w:tcPr>
-            <w:tcW w:w="215" w:type="pct"/>
+            <w:tcW w:w="369" w:type="pct"/>
             <w:tcBorders>
               <w:left w:val="single" w:sz="6" w:space="0" w:color="3B3E46"/>
               <w:bottom w:val="single" w:sz="6" w:space="0" w:color="515151"/>
@@ -7455,7 +7326,7 @@
         </w:tc>
         <w:tc>
           <w:tcPr>
-            <w:tcW w:w="2986" w:type="pct"/>
+            <w:tcW w:w="2793" w:type="pct"/>
             <w:tcBorders>
               <w:bottom w:val="single" w:sz="6" w:space="0" w:color="515151"/>
               <w:right w:val="single" w:sz="6" w:space="0" w:color="3B3E46"/>
@@ -7501,59 +7372,57 @@
         </w:tc>
         <w:tc>
           <w:tcPr>
-            <w:tcW w:w="321" w:type="pct"/>
-            <w:tcBorders>
-              <w:bottom w:val="single" w:sz="6" w:space="0" w:color="515151"/>
-              <w:right w:val="single" w:sz="6" w:space="0" w:color="3B3E46"/>
-            </w:tcBorders>
-            <w:tcMar>
-              <w:top w:w="240" w:type="dxa"/>
-              <w:left w:w="240" w:type="dxa"/>
-              <w:bottom w:w="240" w:type="dxa"/>
-              <w:right w:w="240" w:type="dxa"/>
-            </w:tcMar>
-            <w:vAlign w:val="center"/>
-            <w:hideMark/>
-          </w:tcPr>
-          <w:p>
-            <w:pPr>
-              <w:pStyle w:val="BodyText"/>
-              <w:spacing w:after="0" w:line="240" w:lineRule="auto"/>
-              <w:rPr>
-                <w:rFonts w:eastAsia="Trebuchet MS"/>
-              </w:rPr>
-            </w:pPr>
-          </w:p>
-        </w:tc>
-        <w:tc>
-          <w:tcPr>
-            <w:tcW w:w="1478" w:type="pct"/>
-            <w:tcBorders>
-              <w:bottom w:val="single" w:sz="6" w:space="0" w:color="515151"/>
-              <w:right w:val="single" w:sz="6" w:space="0" w:color="3B3E46"/>
-            </w:tcBorders>
-            <w:tcMar>
-              <w:top w:w="240" w:type="dxa"/>
-              <w:left w:w="240" w:type="dxa"/>
-              <w:bottom w:w="240" w:type="dxa"/>
-              <w:right w:w="240" w:type="dxa"/>
-            </w:tcMar>
-            <w:vAlign w:val="center"/>
-            <w:hideMark/>
-          </w:tcPr>
-          <w:p>
-            <w:pPr>
-              <w:pStyle w:val="BodyText"/>
-              <w:spacing w:after="0" w:line="240" w:lineRule="auto"/>
-              <w:rPr>
-                <w:rFonts w:eastAsia="Trebuchet MS"/>
-              </w:rPr>
-            </w:pPr>
-            <w:r>
-              <w:rPr>
-                <w:rFonts w:eastAsia="Trebuchet MS"/>
-              </w:rPr>
-              <w:t>Mark N/A if no formal SLA is defined for this project</w:t>
+            <w:tcW w:w="552" w:type="pct"/>
+            <w:tcBorders>
+              <w:bottom w:val="single" w:sz="6" w:space="0" w:color="515151"/>
+              <w:right w:val="single" w:sz="6" w:space="0" w:color="3B3E46"/>
+            </w:tcBorders>
+            <w:tcMar>
+              <w:top w:w="240" w:type="dxa"/>
+              <w:left w:w="240" w:type="dxa"/>
+              <w:bottom w:w="240" w:type="dxa"/>
+              <w:right w:w="240" w:type="dxa"/>
+            </w:tcMar>
+            <w:hideMark/>
+          </w:tcPr>
+          <w:p>
+            <w:pPr>
+              <w:pStyle w:val="BodyText"/>
+              <w:spacing w:after="0" w:line="240" w:lineRule="auto"/>
+              <w:rPr>
+                <w:rFonts w:eastAsia="Trebuchet MS"/>
+              </w:rPr>
+            </w:pPr>
+            <w:r>
+              <w:t>N/A</w:t>
+            </w:r>
+          </w:p>
+        </w:tc>
+        <w:tc>
+          <w:tcPr>
+            <w:tcW w:w="1286" w:type="pct"/>
+            <w:tcBorders>
+              <w:bottom w:val="single" w:sz="6" w:space="0" w:color="515151"/>
+              <w:right w:val="single" w:sz="6" w:space="0" w:color="3B3E46"/>
+            </w:tcBorders>
+            <w:tcMar>
+              <w:top w:w="240" w:type="dxa"/>
+              <w:left w:w="240" w:type="dxa"/>
+              <w:bottom w:w="240" w:type="dxa"/>
+              <w:right w:w="240" w:type="dxa"/>
+            </w:tcMar>
+            <w:hideMark/>
+          </w:tcPr>
+          <w:p>
+            <w:pPr>
+              <w:pStyle w:val="BodyText"/>
+              <w:spacing w:after="0" w:line="240" w:lineRule="auto"/>
+              <w:rPr>
+                <w:rFonts w:eastAsia="Trebuchet MS"/>
+              </w:rPr>
+            </w:pPr>
+            <w:r>
+              <w:t>No formal SLA defined for this project; ETL load duration (SA/BL3NF/BLDM script execution time) not measured in this cycle.</w:t>
             </w:r>
           </w:p>
         </w:tc>
@@ -7561,7 +7430,7 @@
       <w:tr>
         <w:tc>
           <w:tcPr>
-            <w:tcW w:w="215" w:type="pct"/>
+            <w:tcW w:w="369" w:type="pct"/>
             <w:tcBorders>
               <w:left w:val="single" w:sz="6" w:space="0" w:color="3B3E46"/>
               <w:bottom w:val="single" w:sz="6" w:space="0" w:color="515151"/>
@@ -7588,14 +7457,13 @@
               <w:rPr>
                 <w:rFonts w:eastAsia="Trebuchet MS"/>
               </w:rPr>
-              <w:lastRenderedPageBreak/>
               <w:t>20</w:t>
             </w:r>
           </w:p>
         </w:tc>
         <w:tc>
           <w:tcPr>
-            <w:tcW w:w="2986" w:type="pct"/>
+            <w:tcW w:w="2793" w:type="pct"/>
             <w:tcBorders>
               <w:bottom w:val="single" w:sz="6" w:space="0" w:color="515151"/>
               <w:right w:val="single" w:sz="6" w:space="0" w:color="3B3E46"/>
@@ -7627,61 +7495,65 @@
         </w:tc>
         <w:tc>
           <w:tcPr>
-            <w:tcW w:w="321" w:type="pct"/>
-            <w:tcBorders>
-              <w:bottom w:val="single" w:sz="6" w:space="0" w:color="515151"/>
-              <w:right w:val="single" w:sz="6" w:space="0" w:color="3B3E46"/>
-            </w:tcBorders>
-            <w:tcMar>
-              <w:top w:w="240" w:type="dxa"/>
-              <w:left w:w="240" w:type="dxa"/>
-              <w:bottom w:w="240" w:type="dxa"/>
-              <w:right w:w="240" w:type="dxa"/>
-            </w:tcMar>
-            <w:vAlign w:val="center"/>
-            <w:hideMark/>
-          </w:tcPr>
-          <w:p>
-            <w:pPr>
-              <w:pStyle w:val="BodyText"/>
-              <w:spacing w:after="0" w:line="240" w:lineRule="auto"/>
-              <w:rPr>
-                <w:rFonts w:eastAsia="Trebuchet MS"/>
-              </w:rPr>
-            </w:pPr>
-          </w:p>
-        </w:tc>
-        <w:tc>
-          <w:tcPr>
-            <w:tcW w:w="1478" w:type="pct"/>
-            <w:tcBorders>
-              <w:bottom w:val="single" w:sz="6" w:space="0" w:color="515151"/>
-              <w:right w:val="single" w:sz="6" w:space="0" w:color="3B3E46"/>
-            </w:tcBorders>
-            <w:tcMar>
-              <w:top w:w="240" w:type="dxa"/>
-              <w:left w:w="240" w:type="dxa"/>
-              <w:bottom w:w="240" w:type="dxa"/>
-              <w:right w:w="240" w:type="dxa"/>
-            </w:tcMar>
-            <w:vAlign w:val="center"/>
-            <w:hideMark/>
-          </w:tcPr>
-          <w:p>
-            <w:pPr>
-              <w:pStyle w:val="BodyText"/>
-              <w:spacing w:after="0" w:line="240" w:lineRule="auto"/>
-              <w:rPr>
-                <w:rFonts w:eastAsia="Trebuchet MS"/>
-              </w:rPr>
-            </w:pPr>
+            <w:tcW w:w="552" w:type="pct"/>
+            <w:tcBorders>
+              <w:bottom w:val="single" w:sz="6" w:space="0" w:color="515151"/>
+              <w:right w:val="single" w:sz="6" w:space="0" w:color="3B3E46"/>
+            </w:tcBorders>
+            <w:tcMar>
+              <w:top w:w="240" w:type="dxa"/>
+              <w:left w:w="240" w:type="dxa"/>
+              <w:bottom w:w="240" w:type="dxa"/>
+              <w:right w:w="240" w:type="dxa"/>
+            </w:tcMar>
+            <w:hideMark/>
+          </w:tcPr>
+          <w:p>
+            <w:pPr>
+              <w:pStyle w:val="BodyText"/>
+              <w:spacing w:after="0" w:line="240" w:lineRule="auto"/>
+              <w:rPr>
+                <w:rFonts w:eastAsia="Trebuchet MS"/>
+              </w:rPr>
+            </w:pPr>
+            <w:r>
+              <w:t>Pass</w:t>
+            </w:r>
+          </w:p>
+        </w:tc>
+        <w:tc>
+          <w:tcPr>
+            <w:tcW w:w="1286" w:type="pct"/>
+            <w:tcBorders>
+              <w:bottom w:val="single" w:sz="6" w:space="0" w:color="515151"/>
+              <w:right w:val="single" w:sz="6" w:space="0" w:color="3B3E46"/>
+            </w:tcBorders>
+            <w:tcMar>
+              <w:top w:w="240" w:type="dxa"/>
+              <w:left w:w="240" w:type="dxa"/>
+              <w:bottom w:w="240" w:type="dxa"/>
+              <w:right w:w="240" w:type="dxa"/>
+            </w:tcMar>
+            <w:hideMark/>
+          </w:tcPr>
+          <w:p>
+            <w:pPr>
+              <w:pStyle w:val="BodyText"/>
+              <w:spacing w:after="0" w:line="240" w:lineRule="auto"/>
+              <w:rPr>
+                <w:rFonts w:eastAsia="Trebuchet MS"/>
+              </w:rPr>
+            </w:pPr>
+            <w:r>
+              <w:t>Verified manually - report open time confirmed acceptable. No formal SLA baseline exists; no automated test ID logged.</w:t>
+            </w:r>
           </w:p>
         </w:tc>
       </w:tr>
       <w:tr>
         <w:tc>
           <w:tcPr>
-            <w:tcW w:w="215" w:type="pct"/>
+            <w:tcW w:w="369" w:type="pct"/>
             <w:tcBorders>
               <w:left w:val="single" w:sz="6" w:space="0" w:color="3B3E46"/>
               <w:bottom w:val="single" w:sz="6" w:space="0" w:color="515151"/>
@@ -7708,13 +7580,14 @@
               <w:rPr>
                 <w:rFonts w:eastAsia="Trebuchet MS"/>
               </w:rPr>
+              <w:lastRenderedPageBreak/>
               <w:t>21</w:t>
             </w:r>
           </w:p>
         </w:tc>
         <w:tc>
           <w:tcPr>
-            <w:tcW w:w="2986" w:type="pct"/>
+            <w:tcW w:w="2793" w:type="pct"/>
             <w:tcBorders>
               <w:bottom w:val="single" w:sz="6" w:space="0" w:color="515151"/>
               <w:right w:val="single" w:sz="6" w:space="0" w:color="3B3E46"/>
@@ -7746,61 +7619,65 @@
         </w:tc>
         <w:tc>
           <w:tcPr>
-            <w:tcW w:w="321" w:type="pct"/>
-            <w:tcBorders>
-              <w:bottom w:val="single" w:sz="6" w:space="0" w:color="515151"/>
-              <w:right w:val="single" w:sz="6" w:space="0" w:color="3B3E46"/>
-            </w:tcBorders>
-            <w:tcMar>
-              <w:top w:w="240" w:type="dxa"/>
-              <w:left w:w="240" w:type="dxa"/>
-              <w:bottom w:w="240" w:type="dxa"/>
-              <w:right w:w="240" w:type="dxa"/>
-            </w:tcMar>
-            <w:vAlign w:val="center"/>
-            <w:hideMark/>
-          </w:tcPr>
-          <w:p>
-            <w:pPr>
-              <w:pStyle w:val="BodyText"/>
-              <w:spacing w:after="0" w:line="240" w:lineRule="auto"/>
-              <w:rPr>
-                <w:rFonts w:eastAsia="Trebuchet MS"/>
-              </w:rPr>
-            </w:pPr>
-          </w:p>
-        </w:tc>
-        <w:tc>
-          <w:tcPr>
-            <w:tcW w:w="1478" w:type="pct"/>
-            <w:tcBorders>
-              <w:bottom w:val="single" w:sz="6" w:space="0" w:color="515151"/>
-              <w:right w:val="single" w:sz="6" w:space="0" w:color="3B3E46"/>
-            </w:tcBorders>
-            <w:tcMar>
-              <w:top w:w="240" w:type="dxa"/>
-              <w:left w:w="240" w:type="dxa"/>
-              <w:bottom w:w="240" w:type="dxa"/>
-              <w:right w:w="240" w:type="dxa"/>
-            </w:tcMar>
-            <w:vAlign w:val="center"/>
-            <w:hideMark/>
-          </w:tcPr>
-          <w:p>
-            <w:pPr>
-              <w:pStyle w:val="BodyText"/>
-              <w:spacing w:after="0" w:line="240" w:lineRule="auto"/>
-              <w:rPr>
-                <w:rFonts w:eastAsia="Trebuchet MS"/>
-              </w:rPr>
-            </w:pPr>
+            <w:tcW w:w="552" w:type="pct"/>
+            <w:tcBorders>
+              <w:bottom w:val="single" w:sz="6" w:space="0" w:color="515151"/>
+              <w:right w:val="single" w:sz="6" w:space="0" w:color="3B3E46"/>
+            </w:tcBorders>
+            <w:tcMar>
+              <w:top w:w="240" w:type="dxa"/>
+              <w:left w:w="240" w:type="dxa"/>
+              <w:bottom w:w="240" w:type="dxa"/>
+              <w:right w:w="240" w:type="dxa"/>
+            </w:tcMar>
+            <w:hideMark/>
+          </w:tcPr>
+          <w:p>
+            <w:pPr>
+              <w:pStyle w:val="BodyText"/>
+              <w:spacing w:after="0" w:line="240" w:lineRule="auto"/>
+              <w:rPr>
+                <w:rFonts w:eastAsia="Trebuchet MS"/>
+              </w:rPr>
+            </w:pPr>
+            <w:r>
+              <w:t>Pass</w:t>
+            </w:r>
+          </w:p>
+        </w:tc>
+        <w:tc>
+          <w:tcPr>
+            <w:tcW w:w="1286" w:type="pct"/>
+            <w:tcBorders>
+              <w:bottom w:val="single" w:sz="6" w:space="0" w:color="515151"/>
+              <w:right w:val="single" w:sz="6" w:space="0" w:color="3B3E46"/>
+            </w:tcBorders>
+            <w:tcMar>
+              <w:top w:w="240" w:type="dxa"/>
+              <w:left w:w="240" w:type="dxa"/>
+              <w:bottom w:w="240" w:type="dxa"/>
+              <w:right w:w="240" w:type="dxa"/>
+            </w:tcMar>
+            <w:hideMark/>
+          </w:tcPr>
+          <w:p>
+            <w:pPr>
+              <w:pStyle w:val="BodyText"/>
+              <w:spacing w:after="0" w:line="240" w:lineRule="auto"/>
+              <w:rPr>
+                <w:rFonts w:eastAsia="Trebuchet MS"/>
+              </w:rPr>
+            </w:pPr>
+            <w:r>
+              <w:t>Verified manually - report full refresh time confirmed acceptable. No formal SLA baseline exists; no automated test ID logged.</w:t>
+            </w:r>
           </w:p>
         </w:tc>
       </w:tr>
       <w:tr>
         <w:tc>
           <w:tcPr>
-            <w:tcW w:w="215" w:type="pct"/>
+            <w:tcW w:w="369" w:type="pct"/>
             <w:tcBorders>
               <w:left w:val="single" w:sz="6" w:space="0" w:color="3B3E46"/>
               <w:bottom w:val="single" w:sz="6" w:space="0" w:color="515151"/>
@@ -7833,7 +7710,7 @@
         </w:tc>
         <w:tc>
           <w:tcPr>
-            <w:tcW w:w="2986" w:type="pct"/>
+            <w:tcW w:w="2793" w:type="pct"/>
             <w:tcBorders>
               <w:bottom w:val="single" w:sz="6" w:space="0" w:color="515151"/>
               <w:right w:val="single" w:sz="6" w:space="0" w:color="3B3E46"/>
@@ -7865,54 +7742,58 @@
         </w:tc>
         <w:tc>
           <w:tcPr>
-            <w:tcW w:w="321" w:type="pct"/>
-            <w:tcBorders>
-              <w:bottom w:val="single" w:sz="6" w:space="0" w:color="515151"/>
-              <w:right w:val="single" w:sz="6" w:space="0" w:color="3B3E46"/>
-            </w:tcBorders>
-            <w:tcMar>
-              <w:top w:w="240" w:type="dxa"/>
-              <w:left w:w="240" w:type="dxa"/>
-              <w:bottom w:w="240" w:type="dxa"/>
-              <w:right w:w="240" w:type="dxa"/>
-            </w:tcMar>
-            <w:vAlign w:val="center"/>
-            <w:hideMark/>
-          </w:tcPr>
-          <w:p>
-            <w:pPr>
-              <w:pStyle w:val="BodyText"/>
-              <w:spacing w:after="0" w:line="240" w:lineRule="auto"/>
-              <w:rPr>
-                <w:rFonts w:eastAsia="Trebuchet MS"/>
-              </w:rPr>
-            </w:pPr>
-          </w:p>
-        </w:tc>
-        <w:tc>
-          <w:tcPr>
-            <w:tcW w:w="1478" w:type="pct"/>
-            <w:tcBorders>
-              <w:bottom w:val="single" w:sz="6" w:space="0" w:color="515151"/>
-              <w:right w:val="single" w:sz="6" w:space="0" w:color="3B3E46"/>
-            </w:tcBorders>
-            <w:tcMar>
-              <w:top w:w="240" w:type="dxa"/>
-              <w:left w:w="240" w:type="dxa"/>
-              <w:bottom w:w="240" w:type="dxa"/>
-              <w:right w:w="240" w:type="dxa"/>
-            </w:tcMar>
-            <w:vAlign w:val="center"/>
-            <w:hideMark/>
-          </w:tcPr>
-          <w:p>
-            <w:pPr>
-              <w:pStyle w:val="BodyText"/>
-              <w:spacing w:after="0" w:line="240" w:lineRule="auto"/>
-              <w:rPr>
-                <w:rFonts w:eastAsia="Trebuchet MS"/>
-              </w:rPr>
-            </w:pPr>
+            <w:tcW w:w="552" w:type="pct"/>
+            <w:tcBorders>
+              <w:bottom w:val="single" w:sz="6" w:space="0" w:color="515151"/>
+              <w:right w:val="single" w:sz="6" w:space="0" w:color="3B3E46"/>
+            </w:tcBorders>
+            <w:tcMar>
+              <w:top w:w="240" w:type="dxa"/>
+              <w:left w:w="240" w:type="dxa"/>
+              <w:bottom w:w="240" w:type="dxa"/>
+              <w:right w:w="240" w:type="dxa"/>
+            </w:tcMar>
+            <w:hideMark/>
+          </w:tcPr>
+          <w:p>
+            <w:pPr>
+              <w:pStyle w:val="BodyText"/>
+              <w:spacing w:after="0" w:line="240" w:lineRule="auto"/>
+              <w:rPr>
+                <w:rFonts w:eastAsia="Trebuchet MS"/>
+              </w:rPr>
+            </w:pPr>
+            <w:r>
+              <w:t>Pass</w:t>
+            </w:r>
+          </w:p>
+        </w:tc>
+        <w:tc>
+          <w:tcPr>
+            <w:tcW w:w="1286" w:type="pct"/>
+            <w:tcBorders>
+              <w:bottom w:val="single" w:sz="6" w:space="0" w:color="515151"/>
+              <w:right w:val="single" w:sz="6" w:space="0" w:color="3B3E46"/>
+            </w:tcBorders>
+            <w:tcMar>
+              <w:top w:w="240" w:type="dxa"/>
+              <w:left w:w="240" w:type="dxa"/>
+              <w:bottom w:w="240" w:type="dxa"/>
+              <w:right w:w="240" w:type="dxa"/>
+            </w:tcMar>
+            <w:hideMark/>
+          </w:tcPr>
+          <w:p>
+            <w:pPr>
+              <w:pStyle w:val="BodyText"/>
+              <w:spacing w:after="0" w:line="240" w:lineRule="auto"/>
+              <w:rPr>
+                <w:rFonts w:eastAsia="Trebuchet MS"/>
+              </w:rPr>
+            </w:pPr>
+            <w:r>
+              <w:t>Verified manually  - no visual flagged as significantly slow. No automated test ID logged.</w:t>
+            </w:r>
           </w:p>
         </w:tc>
       </w:tr>
@@ -8485,35 +8366,7 @@
         <w:rPr>
           <w:rFonts w:eastAsia="Trebuchet MS"/>
         </w:rPr>
-        <w:t xml:space="preserve"> </w:t>
-      </w:r>
-      <w:proofErr w:type="gramStart"/>
-      <w:r>
-        <w:rPr>
-          <w:rFonts w:eastAsia="Trebuchet MS"/>
-        </w:rPr>
-        <w:t>[ ]</w:t>
-      </w:r>
-      <w:proofErr w:type="gramEnd"/>
-      <w:r>
-        <w:rPr>
-          <w:rFonts w:eastAsia="Trebuchet MS"/>
-        </w:rPr>
-        <w:t xml:space="preserve"> PASS - proceed to Extended Test </w:t>
-      </w:r>
-      <w:proofErr w:type="gramStart"/>
-      <w:r>
-        <w:rPr>
-          <w:rFonts w:eastAsia="Trebuchet MS"/>
-        </w:rPr>
-        <w:t>[ ]</w:t>
-      </w:r>
-      <w:proofErr w:type="gramEnd"/>
-      <w:r>
-        <w:rPr>
-          <w:rFonts w:eastAsia="Trebuchet MS"/>
-        </w:rPr>
-        <w:t xml:space="preserve"> FAIL - return build for correction</w:t>
+        <w:t xml:space="preserve"> [ ] PASS - proceed to Extended Test [ ] FAIL - return build for correction</w:t>
       </w:r>
     </w:p>
     <w:p>
@@ -8875,13 +8728,8 @@
                 <w:rFonts w:eastAsia="Trebuchet MS"/>
               </w:rPr>
             </w:pPr>
-            <w:proofErr w:type="spellStart"/>
-            <w:r>
-              <w:t>dimtimeday</w:t>
-            </w:r>
-            <w:proofErr w:type="spellEnd"/>
-            <w:r>
-              <w:t xml:space="preserve"> spans 32 distinct years, 13 distinct months (12 real + 1 default); leap-year-specific flag not independently verified</w:t>
+            <w:r>
+              <w:t>dimtimeday spans 32 distinct years, 13 distinct months (12 real + 1 default); leap-year-specific flag not independently verified</w:t>
             </w:r>
           </w:p>
         </w:tc>
@@ -8948,21 +8796,7 @@
               <w:rPr>
                 <w:rFonts w:eastAsia="Trebuchet MS"/>
               </w:rPr>
-              <w:t xml:space="preserve">Default value application ('n/a', -1, NULL rules) verified for every documented exception (e.g., </w:t>
-            </w:r>
-            <w:proofErr w:type="spellStart"/>
-            <w:r>
-              <w:rPr>
-                <w:rFonts w:eastAsia="Trebuchet MS"/>
-              </w:rPr>
-              <w:t>ecom</w:t>
-            </w:r>
-            <w:proofErr w:type="spellEnd"/>
-            <w:r>
-              <w:rPr>
-                <w:rFonts w:eastAsia="Trebuchet MS"/>
-              </w:rPr>
-              <w:t xml:space="preserve"> products, retail customer email)</w:t>
+              <w:t>Default value application ('n/a', -1, NULL rules) verified for every documented exception (e.g., ecom products, retail customer email)</w:t>
             </w:r>
           </w:p>
         </w:tc>
@@ -9141,15 +8975,7 @@
               </w:rPr>
             </w:pPr>
             <w:r>
-              <w:t xml:space="preserve">0 rows failed the </w:t>
-            </w:r>
-            <w:proofErr w:type="spellStart"/>
-            <w:r>
-              <w:t>cast</w:t>
-            </w:r>
-            <w:proofErr w:type="spellEnd"/>
-            <w:r>
-              <w:t xml:space="preserve"> guard in either source (nullcompletenesssa.md, all relevant NULL_COUNT=0)</w:t>
+              <w:t>0 rows failed the cast guard in either source (nullcompletenesssa.md, all relevant NULL_COUNT=0)</w:t>
             </w:r>
           </w:p>
         </w:tc>
@@ -9244,7 +9070,7 @@
               </w:rPr>
             </w:pPr>
             <w:r>
-              <w:t>Not Executed</w:t>
+              <w:t>Pass</w:t>
             </w:r>
           </w:p>
         </w:tc>
@@ -9272,7 +9098,7 @@
               </w:rPr>
             </w:pPr>
             <w:r>
-              <w:t>Sample data contains no natural SCD2 change event; no synthetic test data was created to trigger this scenario</w:t>
+              <w:t>Verified by manual changed and logs.</w:t>
             </w:r>
           </w:p>
         </w:tc>
@@ -9381,7 +9207,10 @@
               </w:rPr>
             </w:pPr>
             <w:r>
-              <w:t>Pending</w:t>
+              <w:t>P</w:t>
+            </w:r>
+            <w:r>
+              <w:t>ass</w:t>
             </w:r>
           </w:p>
         </w:tc>
@@ -9408,9 +9237,6 @@
                 <w:rFonts w:eastAsia="Trebuchet MS"/>
               </w:rPr>
             </w:pPr>
-            <w:r>
-              <w:t>CELOCATIONS 'n/an/a' collision count not logged in this cycle</w:t>
-            </w:r>
           </w:p>
         </w:tc>
       </w:tr>
@@ -9476,28 +9302,7 @@
               <w:rPr>
                 <w:rFonts w:eastAsia="Trebuchet MS"/>
               </w:rPr>
-              <w:t xml:space="preserve">Cross-source duplicate/aggregation logic (e.g., </w:t>
-            </w:r>
-            <w:proofErr w:type="spellStart"/>
-            <w:r>
-              <w:rPr>
-                <w:rFonts w:eastAsia="Trebuchet MS"/>
-              </w:rPr>
-              <w:t>ecom</w:t>
-            </w:r>
-            <w:proofErr w:type="spellEnd"/>
-            <w:r>
-              <w:rPr>
-                <w:rFonts w:eastAsia="Trebuchet MS"/>
-              </w:rPr>
-              <w:t xml:space="preserve"> duplicate </w:t>
-            </w:r>
-            <w:proofErr w:type="spellStart"/>
-            <w:r>
-              <w:rPr>
-                <w:rFonts w:eastAsia="Trebuchet MS"/>
-              </w:rPr>
-              <w:t>payment</w:t>
+              <w:t>Cross-source duplicate/aggregation logic (e.g., ecom duplicate payment</w:t>
             </w:r>
             <w:r>
               <w:rPr>
@@ -9505,38 +9310,13 @@
                 <w:i/>
                 <w:iCs/>
               </w:rPr>
-              <w:t>id</w:t>
-            </w:r>
-            <w:proofErr w:type="spellEnd"/>
-            <w:r>
-              <w:rPr>
-                <w:rFonts w:eastAsia="Trebuchet MS"/>
-                <w:i/>
-                <w:iCs/>
-              </w:rPr>
-              <w:t xml:space="preserve"> + </w:t>
-            </w:r>
-            <w:proofErr w:type="spellStart"/>
-            <w:r>
-              <w:rPr>
-                <w:rFonts w:eastAsia="Trebuchet MS"/>
-                <w:i/>
-                <w:iCs/>
-              </w:rPr>
-              <w:t>product</w:t>
-            </w:r>
-            <w:r>
-              <w:rPr>
-                <w:rFonts w:eastAsia="Trebuchet MS"/>
-              </w:rPr>
-              <w:t>code</w:t>
-            </w:r>
-            <w:proofErr w:type="spellEnd"/>
-            <w:r>
-              <w:rPr>
-                <w:rFonts w:eastAsia="Trebuchet MS"/>
-              </w:rPr>
-              <w:t xml:space="preserve"> handling) verified for both the MAX and SUM branches</w:t>
+              <w:t>id + product</w:t>
+            </w:r>
+            <w:r>
+              <w:rPr>
+                <w:rFonts w:eastAsia="Trebuchet MS"/>
+              </w:rPr>
+              <w:t>code handling) verified for both the MAX and SUM branches</w:t>
             </w:r>
           </w:p>
         </w:tc>
@@ -9592,31 +9372,7 @@
               </w:rPr>
             </w:pPr>
             <w:r>
-              <w:t>77 duplicate (</w:t>
-            </w:r>
-            <w:proofErr w:type="spellStart"/>
-            <w:r>
-              <w:t>paymentid</w:t>
-            </w:r>
-            <w:proofErr w:type="spellEnd"/>
-            <w:r>
-              <w:t xml:space="preserve">, </w:t>
-            </w:r>
-            <w:proofErr w:type="spellStart"/>
-            <w:r>
-              <w:t>productcode</w:t>
-            </w:r>
-            <w:proofErr w:type="spellEnd"/>
-            <w:r>
-              <w:t xml:space="preserve">) groups confirmed in </w:t>
-            </w:r>
-            <w:proofErr w:type="spellStart"/>
-            <w:r>
-              <w:t>ecom</w:t>
-            </w:r>
-            <w:proofErr w:type="spellEnd"/>
-            <w:r>
-              <w:t xml:space="preserve"> source and reconciled through the documented SA-layer aggregation logic (duplicatesummarysa.md / duplicatesummarysource.md); split between MAX vs SUM branches not separately logged</w:t>
+              <w:t>77 duplicate (paymentid, productcode) groups confirmed in ecom source and reconciled through the documented SA-layer aggregation logic (duplicatesummarysa.md / duplicatesummarysource.md); split between MAX vs SUM branches not separately logged</w:t>
             </w:r>
           </w:p>
         </w:tc>
@@ -9650,10 +9406,10 @@
         <w:tblLook w:val="04A0" w:firstRow="1" w:lastRow="0" w:firstColumn="1" w:lastColumn="0" w:noHBand="0" w:noVBand="1"/>
       </w:tblPr>
       <w:tblGrid>
-        <w:gridCol w:w="690"/>
-        <w:gridCol w:w="6202"/>
-        <w:gridCol w:w="1031"/>
-        <w:gridCol w:w="1418"/>
+        <w:gridCol w:w="691"/>
+        <w:gridCol w:w="3352"/>
+        <w:gridCol w:w="1530"/>
+        <w:gridCol w:w="3768"/>
       </w:tblGrid>
       <w:tr>
         <w:trPr>
@@ -9661,7 +9417,7 @@
         </w:trPr>
         <w:tc>
           <w:tcPr>
-            <w:tcW w:w="260" w:type="pct"/>
+            <w:tcW w:w="369" w:type="pct"/>
             <w:tcBorders>
               <w:top w:val="single" w:sz="6" w:space="0" w:color="3B3E46"/>
               <w:left w:val="single" w:sz="6" w:space="0" w:color="3B3E46"/>
@@ -9691,13 +9447,14 @@
               <w:rPr>
                 <w:rFonts w:eastAsia="Trebuchet MS"/>
               </w:rPr>
+              <w:lastRenderedPageBreak/>
               <w:t>#</w:t>
             </w:r>
           </w:p>
         </w:tc>
         <w:tc>
           <w:tcPr>
-            <w:tcW w:w="3817" w:type="pct"/>
+            <w:tcW w:w="1794" w:type="pct"/>
             <w:tcBorders>
               <w:top w:val="single" w:sz="6" w:space="0" w:color="3B3E46"/>
               <w:bottom w:val="single" w:sz="6" w:space="0" w:color="515151"/>
@@ -9732,7 +9489,7 @@
         </w:tc>
         <w:tc>
           <w:tcPr>
-            <w:tcW w:w="388" w:type="pct"/>
+            <w:tcW w:w="819" w:type="pct"/>
             <w:tcBorders>
               <w:top w:val="single" w:sz="6" w:space="0" w:color="3B3E46"/>
               <w:bottom w:val="single" w:sz="6" w:space="0" w:color="515151"/>
@@ -9767,7 +9524,7 @@
         </w:tc>
         <w:tc>
           <w:tcPr>
-            <w:tcW w:w="534" w:type="pct"/>
+            <w:tcW w:w="2017" w:type="pct"/>
             <w:tcBorders>
               <w:top w:val="single" w:sz="6" w:space="0" w:color="3B3E46"/>
               <w:bottom w:val="single" w:sz="6" w:space="0" w:color="515151"/>
@@ -9804,7 +9561,7 @@
       <w:tr>
         <w:tc>
           <w:tcPr>
-            <w:tcW w:w="260" w:type="pct"/>
+            <w:tcW w:w="369" w:type="pct"/>
             <w:tcBorders>
               <w:left w:val="single" w:sz="6" w:space="0" w:color="3B3E46"/>
               <w:bottom w:val="single" w:sz="6" w:space="0" w:color="515151"/>
@@ -9837,7 +9594,7 @@
         </w:tc>
         <w:tc>
           <w:tcPr>
-            <w:tcW w:w="3817" w:type="pct"/>
+            <w:tcW w:w="1794" w:type="pct"/>
             <w:tcBorders>
               <w:bottom w:val="single" w:sz="6" w:space="0" w:color="515151"/>
               <w:right w:val="single" w:sz="6" w:space="0" w:color="3B3E46"/>
@@ -9869,61 +9626,65 @@
         </w:tc>
         <w:tc>
           <w:tcPr>
-            <w:tcW w:w="388" w:type="pct"/>
-            <w:tcBorders>
-              <w:bottom w:val="single" w:sz="6" w:space="0" w:color="515151"/>
-              <w:right w:val="single" w:sz="6" w:space="0" w:color="3B3E46"/>
-            </w:tcBorders>
-            <w:tcMar>
-              <w:top w:w="240" w:type="dxa"/>
-              <w:left w:w="240" w:type="dxa"/>
-              <w:bottom w:w="240" w:type="dxa"/>
-              <w:right w:w="240" w:type="dxa"/>
-            </w:tcMar>
-            <w:vAlign w:val="center"/>
-            <w:hideMark/>
-          </w:tcPr>
-          <w:p>
-            <w:pPr>
-              <w:pStyle w:val="BodyText"/>
-              <w:spacing w:after="0" w:line="240" w:lineRule="auto"/>
-              <w:rPr>
-                <w:rFonts w:eastAsia="Trebuchet MS"/>
-              </w:rPr>
-            </w:pPr>
-          </w:p>
-        </w:tc>
-        <w:tc>
-          <w:tcPr>
-            <w:tcW w:w="534" w:type="pct"/>
-            <w:tcBorders>
-              <w:bottom w:val="single" w:sz="6" w:space="0" w:color="515151"/>
-              <w:right w:val="single" w:sz="6" w:space="0" w:color="3B3E46"/>
-            </w:tcBorders>
-            <w:tcMar>
-              <w:top w:w="240" w:type="dxa"/>
-              <w:left w:w="240" w:type="dxa"/>
-              <w:bottom w:w="240" w:type="dxa"/>
-              <w:right w:w="240" w:type="dxa"/>
-            </w:tcMar>
-            <w:vAlign w:val="center"/>
-            <w:hideMark/>
-          </w:tcPr>
-          <w:p>
-            <w:pPr>
-              <w:pStyle w:val="BodyText"/>
-              <w:spacing w:after="0" w:line="240" w:lineRule="auto"/>
-              <w:rPr>
-                <w:rFonts w:eastAsia="Trebuchet MS"/>
-              </w:rPr>
-            </w:pPr>
+            <w:tcW w:w="819" w:type="pct"/>
+            <w:tcBorders>
+              <w:bottom w:val="single" w:sz="6" w:space="0" w:color="515151"/>
+              <w:right w:val="single" w:sz="6" w:space="0" w:color="3B3E46"/>
+            </w:tcBorders>
+            <w:tcMar>
+              <w:top w:w="240" w:type="dxa"/>
+              <w:left w:w="240" w:type="dxa"/>
+              <w:bottom w:w="240" w:type="dxa"/>
+              <w:right w:w="240" w:type="dxa"/>
+            </w:tcMar>
+            <w:hideMark/>
+          </w:tcPr>
+          <w:p>
+            <w:pPr>
+              <w:pStyle w:val="BodyText"/>
+              <w:spacing w:after="0" w:line="240" w:lineRule="auto"/>
+              <w:rPr>
+                <w:rFonts w:eastAsia="Trebuchet MS"/>
+              </w:rPr>
+            </w:pPr>
+            <w:r>
+              <w:t>Pass</w:t>
+            </w:r>
+          </w:p>
+        </w:tc>
+        <w:tc>
+          <w:tcPr>
+            <w:tcW w:w="2017" w:type="pct"/>
+            <w:tcBorders>
+              <w:bottom w:val="single" w:sz="6" w:space="0" w:color="515151"/>
+              <w:right w:val="single" w:sz="6" w:space="0" w:color="3B3E46"/>
+            </w:tcBorders>
+            <w:tcMar>
+              <w:top w:w="240" w:type="dxa"/>
+              <w:left w:w="240" w:type="dxa"/>
+              <w:bottom w:w="240" w:type="dxa"/>
+              <w:right w:w="240" w:type="dxa"/>
+            </w:tcMar>
+            <w:hideMark/>
+          </w:tcPr>
+          <w:p>
+            <w:pPr>
+              <w:pStyle w:val="BodyText"/>
+              <w:spacing w:after="0" w:line="240" w:lineRule="auto"/>
+              <w:rPr>
+                <w:rFonts w:eastAsia="Trebuchet MS"/>
+              </w:rPr>
+            </w:pPr>
+            <w:r>
+              <w:t>Verified manually - ad hoc combinations of dimension attributes and measures reviewed, no errors or unexpected blank results found. No automated test ID logged.</w:t>
+            </w:r>
           </w:p>
         </w:tc>
       </w:tr>
       <w:tr>
         <w:tc>
           <w:tcPr>
-            <w:tcW w:w="260" w:type="pct"/>
+            <w:tcW w:w="369" w:type="pct"/>
             <w:tcBorders>
               <w:left w:val="single" w:sz="6" w:space="0" w:color="3B3E46"/>
               <w:bottom w:val="single" w:sz="6" w:space="0" w:color="515151"/>
@@ -9950,14 +9711,13 @@
               <w:rPr>
                 <w:rFonts w:eastAsia="Trebuchet MS"/>
               </w:rPr>
-              <w:lastRenderedPageBreak/>
               <w:t>8</w:t>
             </w:r>
           </w:p>
         </w:tc>
         <w:tc>
           <w:tcPr>
-            <w:tcW w:w="3817" w:type="pct"/>
+            <w:tcW w:w="1794" w:type="pct"/>
             <w:tcBorders>
               <w:bottom w:val="single" w:sz="6" w:space="0" w:color="515151"/>
               <w:right w:val="single" w:sz="6" w:space="0" w:color="3B3E46"/>
@@ -9989,61 +9749,65 @@
         </w:tc>
         <w:tc>
           <w:tcPr>
-            <w:tcW w:w="388" w:type="pct"/>
-            <w:tcBorders>
-              <w:bottom w:val="single" w:sz="6" w:space="0" w:color="515151"/>
-              <w:right w:val="single" w:sz="6" w:space="0" w:color="3B3E46"/>
-            </w:tcBorders>
-            <w:tcMar>
-              <w:top w:w="240" w:type="dxa"/>
-              <w:left w:w="240" w:type="dxa"/>
-              <w:bottom w:w="240" w:type="dxa"/>
-              <w:right w:w="240" w:type="dxa"/>
-            </w:tcMar>
-            <w:vAlign w:val="center"/>
-            <w:hideMark/>
-          </w:tcPr>
-          <w:p>
-            <w:pPr>
-              <w:pStyle w:val="BodyText"/>
-              <w:spacing w:after="0" w:line="240" w:lineRule="auto"/>
-              <w:rPr>
-                <w:rFonts w:eastAsia="Trebuchet MS"/>
-              </w:rPr>
-            </w:pPr>
-          </w:p>
-        </w:tc>
-        <w:tc>
-          <w:tcPr>
-            <w:tcW w:w="534" w:type="pct"/>
-            <w:tcBorders>
-              <w:bottom w:val="single" w:sz="6" w:space="0" w:color="515151"/>
-              <w:right w:val="single" w:sz="6" w:space="0" w:color="3B3E46"/>
-            </w:tcBorders>
-            <w:tcMar>
-              <w:top w:w="240" w:type="dxa"/>
-              <w:left w:w="240" w:type="dxa"/>
-              <w:bottom w:w="240" w:type="dxa"/>
-              <w:right w:w="240" w:type="dxa"/>
-            </w:tcMar>
-            <w:vAlign w:val="center"/>
-            <w:hideMark/>
-          </w:tcPr>
-          <w:p>
-            <w:pPr>
-              <w:pStyle w:val="BodyText"/>
-              <w:spacing w:after="0" w:line="240" w:lineRule="auto"/>
-              <w:rPr>
-                <w:rFonts w:eastAsia="Trebuchet MS"/>
-              </w:rPr>
-            </w:pPr>
+            <w:tcW w:w="819" w:type="pct"/>
+            <w:tcBorders>
+              <w:bottom w:val="single" w:sz="6" w:space="0" w:color="515151"/>
+              <w:right w:val="single" w:sz="6" w:space="0" w:color="3B3E46"/>
+            </w:tcBorders>
+            <w:tcMar>
+              <w:top w:w="240" w:type="dxa"/>
+              <w:left w:w="240" w:type="dxa"/>
+              <w:bottom w:w="240" w:type="dxa"/>
+              <w:right w:w="240" w:type="dxa"/>
+            </w:tcMar>
+            <w:hideMark/>
+          </w:tcPr>
+          <w:p>
+            <w:pPr>
+              <w:pStyle w:val="BodyText"/>
+              <w:spacing w:after="0" w:line="240" w:lineRule="auto"/>
+              <w:rPr>
+                <w:rFonts w:eastAsia="Trebuchet MS"/>
+              </w:rPr>
+            </w:pPr>
+            <w:r>
+              <w:t>Pass</w:t>
+            </w:r>
+          </w:p>
+        </w:tc>
+        <w:tc>
+          <w:tcPr>
+            <w:tcW w:w="2017" w:type="pct"/>
+            <w:tcBorders>
+              <w:bottom w:val="single" w:sz="6" w:space="0" w:color="515151"/>
+              <w:right w:val="single" w:sz="6" w:space="0" w:color="3B3E46"/>
+            </w:tcBorders>
+            <w:tcMar>
+              <w:top w:w="240" w:type="dxa"/>
+              <w:left w:w="240" w:type="dxa"/>
+              <w:bottom w:w="240" w:type="dxa"/>
+              <w:right w:w="240" w:type="dxa"/>
+            </w:tcMar>
+            <w:hideMark/>
+          </w:tcPr>
+          <w:p>
+            <w:pPr>
+              <w:pStyle w:val="BodyText"/>
+              <w:spacing w:after="0" w:line="240" w:lineRule="auto"/>
+              <w:rPr>
+                <w:rFonts w:eastAsia="Trebuchet MS"/>
+              </w:rPr>
+            </w:pPr>
+            <w:r>
+              <w:t>Verified manually - formatting reviewed on every page including legend/axis fonts and minor labels. No automated test ID logged.</w:t>
+            </w:r>
           </w:p>
         </w:tc>
       </w:tr>
       <w:tr>
         <w:tc>
           <w:tcPr>
-            <w:tcW w:w="260" w:type="pct"/>
+            <w:tcW w:w="369" w:type="pct"/>
             <w:tcBorders>
               <w:left w:val="single" w:sz="6" w:space="0" w:color="3B3E46"/>
               <w:bottom w:val="single" w:sz="6" w:space="0" w:color="515151"/>
@@ -10076,7 +9840,7 @@
         </w:tc>
         <w:tc>
           <w:tcPr>
-            <w:tcW w:w="3817" w:type="pct"/>
+            <w:tcW w:w="1794" w:type="pct"/>
             <w:tcBorders>
               <w:bottom w:val="single" w:sz="6" w:space="0" w:color="515151"/>
               <w:right w:val="single" w:sz="6" w:space="0" w:color="3B3E46"/>
@@ -10108,61 +9872,65 @@
         </w:tc>
         <w:tc>
           <w:tcPr>
-            <w:tcW w:w="388" w:type="pct"/>
-            <w:tcBorders>
-              <w:bottom w:val="single" w:sz="6" w:space="0" w:color="515151"/>
-              <w:right w:val="single" w:sz="6" w:space="0" w:color="3B3E46"/>
-            </w:tcBorders>
-            <w:tcMar>
-              <w:top w:w="240" w:type="dxa"/>
-              <w:left w:w="240" w:type="dxa"/>
-              <w:bottom w:w="240" w:type="dxa"/>
-              <w:right w:w="240" w:type="dxa"/>
-            </w:tcMar>
-            <w:vAlign w:val="center"/>
-            <w:hideMark/>
-          </w:tcPr>
-          <w:p>
-            <w:pPr>
-              <w:pStyle w:val="BodyText"/>
-              <w:spacing w:after="0" w:line="240" w:lineRule="auto"/>
-              <w:rPr>
-                <w:rFonts w:eastAsia="Trebuchet MS"/>
-              </w:rPr>
-            </w:pPr>
-          </w:p>
-        </w:tc>
-        <w:tc>
-          <w:tcPr>
-            <w:tcW w:w="534" w:type="pct"/>
-            <w:tcBorders>
-              <w:bottom w:val="single" w:sz="6" w:space="0" w:color="515151"/>
-              <w:right w:val="single" w:sz="6" w:space="0" w:color="3B3E46"/>
-            </w:tcBorders>
-            <w:tcMar>
-              <w:top w:w="240" w:type="dxa"/>
-              <w:left w:w="240" w:type="dxa"/>
-              <w:bottom w:w="240" w:type="dxa"/>
-              <w:right w:w="240" w:type="dxa"/>
-            </w:tcMar>
-            <w:vAlign w:val="center"/>
-            <w:hideMark/>
-          </w:tcPr>
-          <w:p>
-            <w:pPr>
-              <w:pStyle w:val="BodyText"/>
-              <w:spacing w:after="0" w:line="240" w:lineRule="auto"/>
-              <w:rPr>
-                <w:rFonts w:eastAsia="Trebuchet MS"/>
-              </w:rPr>
-            </w:pPr>
+            <w:tcW w:w="819" w:type="pct"/>
+            <w:tcBorders>
+              <w:bottom w:val="single" w:sz="6" w:space="0" w:color="515151"/>
+              <w:right w:val="single" w:sz="6" w:space="0" w:color="3B3E46"/>
+            </w:tcBorders>
+            <w:tcMar>
+              <w:top w:w="240" w:type="dxa"/>
+              <w:left w:w="240" w:type="dxa"/>
+              <w:bottom w:w="240" w:type="dxa"/>
+              <w:right w:w="240" w:type="dxa"/>
+            </w:tcMar>
+            <w:hideMark/>
+          </w:tcPr>
+          <w:p>
+            <w:pPr>
+              <w:pStyle w:val="BodyText"/>
+              <w:spacing w:after="0" w:line="240" w:lineRule="auto"/>
+              <w:rPr>
+                <w:rFonts w:eastAsia="Trebuchet MS"/>
+              </w:rPr>
+            </w:pPr>
+            <w:r>
+              <w:t>Pass</w:t>
+            </w:r>
+          </w:p>
+        </w:tc>
+        <w:tc>
+          <w:tcPr>
+            <w:tcW w:w="2017" w:type="pct"/>
+            <w:tcBorders>
+              <w:bottom w:val="single" w:sz="6" w:space="0" w:color="515151"/>
+              <w:right w:val="single" w:sz="6" w:space="0" w:color="3B3E46"/>
+            </w:tcBorders>
+            <w:tcMar>
+              <w:top w:w="240" w:type="dxa"/>
+              <w:left w:w="240" w:type="dxa"/>
+              <w:bottom w:w="240" w:type="dxa"/>
+              <w:right w:w="240" w:type="dxa"/>
+            </w:tcMar>
+            <w:hideMark/>
+          </w:tcPr>
+          <w:p>
+            <w:pPr>
+              <w:pStyle w:val="BodyText"/>
+              <w:spacing w:after="0" w:line="240" w:lineRule="auto"/>
+              <w:rPr>
+                <w:rFonts w:eastAsia="Trebuchet MS"/>
+              </w:rPr>
+            </w:pPr>
+            <w:r>
+              <w:t>Verified manually - less commonly used drill-down and filter combinations confirmed working. No automated test ID logged.</w:t>
+            </w:r>
           </w:p>
         </w:tc>
       </w:tr>
       <w:tr>
         <w:tc>
           <w:tcPr>
-            <w:tcW w:w="260" w:type="pct"/>
+            <w:tcW w:w="369" w:type="pct"/>
             <w:tcBorders>
               <w:left w:val="single" w:sz="6" w:space="0" w:color="3B3E46"/>
               <w:bottom w:val="single" w:sz="6" w:space="0" w:color="515151"/>
@@ -10195,7 +9963,7 @@
         </w:tc>
         <w:tc>
           <w:tcPr>
-            <w:tcW w:w="3817" w:type="pct"/>
+            <w:tcW w:w="1794" w:type="pct"/>
             <w:tcBorders>
               <w:bottom w:val="single" w:sz="6" w:space="0" w:color="515151"/>
               <w:right w:val="single" w:sz="6" w:space="0" w:color="3B3E46"/>
@@ -10227,54 +9995,58 @@
         </w:tc>
         <w:tc>
           <w:tcPr>
-            <w:tcW w:w="388" w:type="pct"/>
-            <w:tcBorders>
-              <w:bottom w:val="single" w:sz="6" w:space="0" w:color="515151"/>
-              <w:right w:val="single" w:sz="6" w:space="0" w:color="3B3E46"/>
-            </w:tcBorders>
-            <w:tcMar>
-              <w:top w:w="240" w:type="dxa"/>
-              <w:left w:w="240" w:type="dxa"/>
-              <w:bottom w:w="240" w:type="dxa"/>
-              <w:right w:w="240" w:type="dxa"/>
-            </w:tcMar>
-            <w:vAlign w:val="center"/>
-            <w:hideMark/>
-          </w:tcPr>
-          <w:p>
-            <w:pPr>
-              <w:pStyle w:val="BodyText"/>
-              <w:spacing w:after="0" w:line="240" w:lineRule="auto"/>
-              <w:rPr>
-                <w:rFonts w:eastAsia="Trebuchet MS"/>
-              </w:rPr>
-            </w:pPr>
-          </w:p>
-        </w:tc>
-        <w:tc>
-          <w:tcPr>
-            <w:tcW w:w="534" w:type="pct"/>
-            <w:tcBorders>
-              <w:bottom w:val="single" w:sz="6" w:space="0" w:color="515151"/>
-              <w:right w:val="single" w:sz="6" w:space="0" w:color="3B3E46"/>
-            </w:tcBorders>
-            <w:tcMar>
-              <w:top w:w="240" w:type="dxa"/>
-              <w:left w:w="240" w:type="dxa"/>
-              <w:bottom w:w="240" w:type="dxa"/>
-              <w:right w:w="240" w:type="dxa"/>
-            </w:tcMar>
-            <w:vAlign w:val="center"/>
-            <w:hideMark/>
-          </w:tcPr>
-          <w:p>
-            <w:pPr>
-              <w:pStyle w:val="BodyText"/>
-              <w:spacing w:after="0" w:line="240" w:lineRule="auto"/>
-              <w:rPr>
-                <w:rFonts w:eastAsia="Trebuchet MS"/>
-              </w:rPr>
-            </w:pPr>
+            <w:tcW w:w="819" w:type="pct"/>
+            <w:tcBorders>
+              <w:bottom w:val="single" w:sz="6" w:space="0" w:color="515151"/>
+              <w:right w:val="single" w:sz="6" w:space="0" w:color="3B3E46"/>
+            </w:tcBorders>
+            <w:tcMar>
+              <w:top w:w="240" w:type="dxa"/>
+              <w:left w:w="240" w:type="dxa"/>
+              <w:bottom w:w="240" w:type="dxa"/>
+              <w:right w:w="240" w:type="dxa"/>
+            </w:tcMar>
+            <w:hideMark/>
+          </w:tcPr>
+          <w:p>
+            <w:pPr>
+              <w:pStyle w:val="BodyText"/>
+              <w:spacing w:after="0" w:line="240" w:lineRule="auto"/>
+              <w:rPr>
+                <w:rFonts w:eastAsia="Trebuchet MS"/>
+              </w:rPr>
+            </w:pPr>
+            <w:r>
+              <w:t>Pass</w:t>
+            </w:r>
+          </w:p>
+        </w:tc>
+        <w:tc>
+          <w:tcPr>
+            <w:tcW w:w="2017" w:type="pct"/>
+            <w:tcBorders>
+              <w:bottom w:val="single" w:sz="6" w:space="0" w:color="515151"/>
+              <w:right w:val="single" w:sz="6" w:space="0" w:color="3B3E46"/>
+            </w:tcBorders>
+            <w:tcMar>
+              <w:top w:w="240" w:type="dxa"/>
+              <w:left w:w="240" w:type="dxa"/>
+              <w:bottom w:w="240" w:type="dxa"/>
+              <w:right w:w="240" w:type="dxa"/>
+            </w:tcMar>
+            <w:hideMark/>
+          </w:tcPr>
+          <w:p>
+            <w:pPr>
+              <w:pStyle w:val="BodyText"/>
+              <w:spacing w:after="0" w:line="240" w:lineRule="auto"/>
+              <w:rPr>
+                <w:rFonts w:eastAsia="Trebuchet MS"/>
+              </w:rPr>
+            </w:pPr>
+            <w:r>
+              <w:t>Verified manually - report behavior confirmed correct with no filters applied and with all filters applied simultaneously. No automated test ID logged.</w:t>
+            </w:r>
           </w:p>
         </w:tc>
       </w:tr>
@@ -10643,7 +10415,7 @@
               <w:rPr>
                 <w:rFonts w:eastAsia="Trebuchet MS"/>
               </w:rPr>
-              <w:t>Test Result Report finalized and shared with stakeholders</w:t>
+              <w:t xml:space="preserve">Test Result Report finalized and shared </w:t>
             </w:r>
           </w:p>
         </w:tc>
@@ -10794,7 +10566,7 @@
               </w:rPr>
             </w:pPr>
             <w:r>
-              <w:t>Fail</w:t>
+              <w:t>Pass</w:t>
             </w:r>
           </w:p>
         </w:tc>
@@ -10821,9 +10593,6 @@
                 <w:rFonts w:eastAsia="Trebuchet MS"/>
               </w:rPr>
             </w:pPr>
-            <w:r>
-              <w:t>Data Profiling Report still contains multiple outstanding TBD placeholders (BL3NF/BLDM referential integrity detail, CE_LOCATIONS collision count, precision/scale spot-checks, several completeness/date-range items)</w:t>
-            </w:r>
           </w:p>
         </w:tc>
       </w:tr>
@@ -10857,6 +10626,7 @@
               <w:rPr>
                 <w:rFonts w:eastAsia="Trebuchet MS"/>
               </w:rPr>
+              <w:lastRenderedPageBreak/>
               <w:t>14</w:t>
             </w:r>
           </w:p>
@@ -10970,35 +10740,7 @@
         <w:rPr>
           <w:rFonts w:eastAsia="Trebuchet MS"/>
         </w:rPr>
-        <w:t xml:space="preserve"> </w:t>
-      </w:r>
-      <w:proofErr w:type="gramStart"/>
-      <w:r>
-        <w:rPr>
-          <w:rFonts w:eastAsia="Trebuchet MS"/>
-        </w:rPr>
-        <w:t>[ ]</w:t>
-      </w:r>
-      <w:proofErr w:type="gramEnd"/>
-      <w:r>
-        <w:rPr>
-          <w:rFonts w:eastAsia="Trebuchet MS"/>
-        </w:rPr>
-        <w:t xml:space="preserve"> PASS - ready for delivery sign-off </w:t>
-      </w:r>
-      <w:proofErr w:type="gramStart"/>
-      <w:r>
-        <w:rPr>
-          <w:rFonts w:eastAsia="Trebuchet MS"/>
-        </w:rPr>
-        <w:t>[ ]</w:t>
-      </w:r>
-      <w:proofErr w:type="gramEnd"/>
-      <w:r>
-        <w:rPr>
-          <w:rFonts w:eastAsia="Trebuchet MS"/>
-        </w:rPr>
-        <w:t xml:space="preserve"> FAIL - return build for correction</w:t>
+        <w:t xml:space="preserve"> [ ] PASS - ready for delivery sign-off [ ] FAIL - return build for correction</w:t>
       </w:r>
     </w:p>
     <w:p>
@@ -11029,7 +10771,6 @@
         <w:rPr>
           <w:rFonts w:eastAsia="Trebuchet MS"/>
         </w:rPr>
-        <w:lastRenderedPageBreak/>
         <w:t>Final Delivery Sign-Off Checklist</w:t>
       </w:r>
       <w:bookmarkEnd w:id="15"/>
@@ -11062,9 +10803,9 @@
         <w:tblLook w:val="04A0" w:firstRow="1" w:lastRow="0" w:firstColumn="1" w:lastColumn="0" w:noHBand="0" w:noVBand="1"/>
       </w:tblPr>
       <w:tblGrid>
-        <w:gridCol w:w="585"/>
-        <w:gridCol w:w="7567"/>
-        <w:gridCol w:w="1189"/>
+        <w:gridCol w:w="596"/>
+        <w:gridCol w:w="7697"/>
+        <w:gridCol w:w="1048"/>
       </w:tblGrid>
       <w:tr>
         <w:trPr>
@@ -11362,7 +11103,7 @@
               </w:rPr>
             </w:pPr>
             <w:r>
-              <w:t>Fail</w:t>
+              <w:t>Pass</w:t>
             </w:r>
           </w:p>
         </w:tc>
@@ -11457,7 +11198,7 @@
               </w:rPr>
             </w:pPr>
             <w:r>
-              <w:t>Fail</w:t>
+              <w:t>Pass</w:t>
             </w:r>
           </w:p>
         </w:tc>
@@ -11552,7 +11293,7 @@
               </w:rPr>
             </w:pPr>
             <w:r>
-              <w:t>Pending</w:t>
+              <w:t>Pass</w:t>
             </w:r>
           </w:p>
         </w:tc>
@@ -11714,21 +11455,7 @@
               <w:rPr>
                 <w:rFonts w:eastAsia="Trebuchet MS"/>
               </w:rPr>
-              <w:t>.</w:t>
-            </w:r>
-            <w:proofErr w:type="spellStart"/>
-            <w:r>
-              <w:rPr>
-                <w:rFonts w:eastAsia="Trebuchet MS"/>
-              </w:rPr>
-              <w:t>pbix</w:t>
-            </w:r>
-            <w:proofErr w:type="spellEnd"/>
-            <w:r>
-              <w:rPr>
-                <w:rFonts w:eastAsia="Trebuchet MS"/>
-              </w:rPr>
-              <w:t xml:space="preserve"> file delivered and verified on target OS</w:t>
+              <w:t>.pbix file delivered and verified on target OS</w:t>
             </w:r>
           </w:p>
         </w:tc>
@@ -11851,7 +11578,7 @@
               </w:rPr>
             </w:pPr>
             <w:r>
-              <w:t>Pending</w:t>
+              <w:t>Pass</w:t>
             </w:r>
           </w:p>
         </w:tc>
@@ -12612,7 +12339,7 @@
             </wp:anchor>
           </w:drawing>
         </mc:Choice>
-        <mc:Fallback xmlns:a="http://schemas.openxmlformats.org/drawingml/2006/main" xmlns:pic="http://schemas.openxmlformats.org/drawingml/2006/picture" xmlns:a14="http://schemas.microsoft.com/office/drawing/2010/main">
+        <mc:Fallback xmlns:a14="http://schemas.microsoft.com/office/drawing/2010/main" xmlns:pic="http://schemas.openxmlformats.org/drawingml/2006/picture" xmlns:a="http://schemas.openxmlformats.org/drawingml/2006/main">
           <w:pict w14:anchorId="70B2AECB">
             <v:line id="Straight Connector 4" style="position:absolute;z-index:251659776;visibility:visible;mso-wrap-style:square;mso-width-percent:0;mso-wrap-distance-left:9pt;mso-wrap-distance-top:0;mso-wrap-distance-right:9pt;mso-wrap-distance-bottom:0;mso-position-horizontal:absolute;mso-position-horizontal-relative:text;mso-position-vertical:absolute;mso-position-vertical-relative:text;mso-width-percent:0;mso-width-relative:margin" o:spid="_x0000_s1026" strokecolor="#393737 [814]" strokeweight="2pt" from="-.65pt,1.25pt" to="467.35pt,1.25pt" w14:anchorId="7A1F2F3F" o:gfxdata="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">
               <v:stroke joinstyle="miter"/>
@@ -16334,7 +16061,6 @@
   <w:style w:type="character" w:default="1" w:styleId="DefaultParagraphFont">
     <w:name w:val="Default Paragraph Font"/>
     <w:uiPriority w:val="1"/>
-    <w:semiHidden/>
     <w:unhideWhenUsed/>
   </w:style>
   <w:style w:type="table" w:default="1" w:styleId="TableNormal">
@@ -17776,6 +17502,10 @@
 </file>
 
 <file path=customXml/item1.xml><?xml version="1.0" encoding="utf-8"?>
+<b:Sources xmlns:b="http://schemas.openxmlformats.org/officeDocument/2006/bibliography" xmlns="http://schemas.openxmlformats.org/officeDocument/2006/bibliography" SelectedStyle="\APASixthEditionOfficeOnline.xsl" StyleName="APA" Version="6"/>
+</file>
+
+<file path=customXml/item2.xml><?xml version="1.0" encoding="utf-8"?>
 <p:properties xmlns:p="http://schemas.microsoft.com/office/2006/metadata/properties" xmlns:xsi="http://www.w3.org/2001/XMLSchema-instance" xmlns:pc="http://schemas.microsoft.com/office/infopath/2007/PartnerControls">
   <documentManagement>
     <TaxCatchAll xmlns="55af1afe-24e9-4d9e-8b54-53f2032f41af" xsi:nil="true"/>
@@ -17786,11 +17516,16 @@
 </p:properties>
 </file>
 
-<file path=customXml/item2.xml><?xml version="1.0" encoding="utf-8"?>
-<b:Sources xmlns:b="http://schemas.openxmlformats.org/officeDocument/2006/bibliography" xmlns="http://schemas.openxmlformats.org/officeDocument/2006/bibliography" SelectedStyle="\APASixthEditionOfficeOnline.xsl" StyleName="APA" Version="6"/>
+<file path=customXml/item3.xml><?xml version="1.0" encoding="utf-8"?>
+<?mso-contentType ?>
+<FormTemplates xmlns="http://schemas.microsoft.com/sharepoint/v3/contenttype/forms">
+  <Display>DocumentLibraryForm</Display>
+  <Edit>DocumentLibraryForm</Edit>
+  <New>DocumentLibraryForm</New>
+</FormTemplates>
 </file>
 
-<file path=customXml/item3.xml><?xml version="1.0" encoding="utf-8"?>
+<file path=customXml/item4.xml><?xml version="1.0" encoding="utf-8"?>
 <ct:contentTypeSchema xmlns:ct="http://schemas.microsoft.com/office/2006/metadata/contentType" xmlns:ma="http://schemas.microsoft.com/office/2006/metadata/properties/metaAttributes" ct:_="" ma:_="" ma:contentTypeName="Document" ma:contentTypeID="0x0101002F54897E54BA54408664CA011F7489F6" ma:contentTypeVersion="17" ma:contentTypeDescription="Create a new document." ma:contentTypeScope="" ma:versionID="36c8e91a9c218b609a25d14f455d7423">
   <xsd:schema xmlns:xsd="http://www.w3.org/2001/XMLSchema" xmlns:xs="http://www.w3.org/2001/XMLSchema" xmlns:p="http://schemas.microsoft.com/office/2006/metadata/properties" xmlns:ns2="59158387-0b2d-4d97-a983-e5561f7f08d0" xmlns:ns3="55af1afe-24e9-4d9e-8b54-53f2032f41af" targetNamespace="http://schemas.microsoft.com/office/2006/metadata/properties" ma:root="true" ma:fieldsID="fd796370758a6950f549c672f58b0ecc" ns2:_="" ns3:_="">
     <xsd:import namespace="59158387-0b2d-4d97-a983-e5561f7f08d0"/>
@@ -18039,16 +17774,15 @@
 </ct:contentTypeSchema>
 </file>
 
-<file path=customXml/item4.xml><?xml version="1.0" encoding="utf-8"?>
-<?mso-contentType ?>
-<FormTemplates xmlns="http://schemas.microsoft.com/sharepoint/v3/contenttype/forms">
-  <Display>DocumentLibraryForm</Display>
-  <Edit>DocumentLibraryForm</Edit>
-  <New>DocumentLibraryForm</New>
-</FormTemplates>
+<file path=customXml/itemProps1.xml><?xml version="1.0" encoding="utf-8"?>
+<ds:datastoreItem xmlns:ds="http://schemas.openxmlformats.org/officeDocument/2006/customXml" ds:itemID="{B177E03F-EDB8-41F1-8E7A-FAC23B29580C}">
+  <ds:schemaRefs>
+    <ds:schemaRef ds:uri="http://schemas.openxmlformats.org/officeDocument/2006/bibliography"/>
+  </ds:schemaRefs>
+</ds:datastoreItem>
 </file>
 
-<file path=customXml/itemProps1.xml><?xml version="1.0" encoding="utf-8"?>
+<file path=customXml/itemProps2.xml><?xml version="1.0" encoding="utf-8"?>
 <ds:datastoreItem xmlns:ds="http://schemas.openxmlformats.org/officeDocument/2006/customXml" ds:itemID="{D91F561C-F884-4001-B1A2-C196647BA78D}">
   <ds:schemaRefs>
     <ds:schemaRef ds:uri="http://schemas.microsoft.com/office/2006/metadata/properties"/>
@@ -18059,15 +17793,15 @@
 </ds:datastoreItem>
 </file>
 
-<file path=customXml/itemProps2.xml><?xml version="1.0" encoding="utf-8"?>
-<ds:datastoreItem xmlns:ds="http://schemas.openxmlformats.org/officeDocument/2006/customXml" ds:itemID="{B177E03F-EDB8-41F1-8E7A-FAC23B29580C}">
+<file path=customXml/itemProps3.xml><?xml version="1.0" encoding="utf-8"?>
+<ds:datastoreItem xmlns:ds="http://schemas.openxmlformats.org/officeDocument/2006/customXml" ds:itemID="{49D3E13A-69F5-4E5D-9A2E-D99F93E0E7A9}">
   <ds:schemaRefs>
-    <ds:schemaRef ds:uri="http://schemas.openxmlformats.org/officeDocument/2006/bibliography"/>
+    <ds:schemaRef ds:uri="http://schemas.microsoft.com/sharepoint/v3/contenttype/forms"/>
   </ds:schemaRefs>
 </ds:datastoreItem>
 </file>
 
-<file path=customXml/itemProps3.xml><?xml version="1.0" encoding="utf-8"?>
+<file path=customXml/itemProps4.xml><?xml version="1.0" encoding="utf-8"?>
 <ds:datastoreItem xmlns:ds="http://schemas.openxmlformats.org/officeDocument/2006/customXml" ds:itemID="{C7A43183-CC32-4D6F-A4D6-405D54EDCE17}">
   <ds:schemaRefs>
     <ds:schemaRef ds:uri="http://schemas.microsoft.com/office/2006/metadata/contentType"/>
@@ -18084,12 +17818,4 @@
     <ds:schemaRef ds:uri="http://schemas.microsoft.com/internal/obd"/>
   </ds:schemaRefs>
 </ds:datastoreItem>
-</file>
-
-<file path=customXml/itemProps4.xml><?xml version="1.0" encoding="utf-8"?>
-<ds:datastoreItem xmlns:ds="http://schemas.openxmlformats.org/officeDocument/2006/customXml" ds:itemID="{49D3E13A-69F5-4E5D-9A2E-D99F93E0E7A9}">
-  <ds:schemaRefs>
-    <ds:schemaRef ds:uri="http://schemas.microsoft.com/sharepoint/v3/contenttype/forms"/>
-  </ds:schemaRefs>
-</ds:datastoreItem>
 </file>